--- a/Decumentaion1.docx
+++ b/Decumentaion1.docx
@@ -24,7 +24,7 @@
           <w14:ligatures w14:val="none"/>
         </w:rPr>
         <w:drawing>
-          <wp:anchor distT="0" distB="0" distL="114300" distR="114300" simplePos="0" relativeHeight="251658240" behindDoc="0" locked="0" layoutInCell="1" allowOverlap="1" wp14:anchorId="5FFF556F" wp14:editId="081B732D">
+          <wp:anchor distT="0" distB="0" distL="114300" distR="114300" simplePos="0" relativeHeight="251658240" behindDoc="0" locked="0" layoutInCell="1" allowOverlap="1" wp14:anchorId="5FFF556F" wp14:editId="1DE634B0">
             <wp:simplePos x="0" y="0"/>
             <wp:positionH relativeFrom="column">
               <wp:posOffset>-309963</wp:posOffset>
@@ -176,21 +176,9 @@
           <w:rtl/>
           <w:lang w:bidi="ar-YE"/>
         </w:rPr>
-        <w:t>العلوم و الهندسة</w:t>
-      </w:r>
-    </w:p>
-    <w:p>
-      <w:pPr>
-        <w:rPr>
-          <w:b/>
-          <w:bCs/>
-          <w:color w:val="002060"/>
-          <w:sz w:val="28"/>
-          <w:szCs w:val="28"/>
-          <w:rtl/>
-          <w:lang w:bidi="ar-YE"/>
-        </w:rPr>
-      </w:pPr>
+        <w:t xml:space="preserve">العلوم </w:t>
+      </w:r>
+      <w:proofErr w:type="gramStart"/>
       <w:r>
         <w:rPr>
           <w:rFonts w:hint="cs"/>
@@ -202,8 +190,22 @@
           <w:rtl/>
           <w:lang w:bidi="ar-YE"/>
         </w:rPr>
-        <w:t xml:space="preserve">قسم </w:t>
-      </w:r>
+        <w:t>و الهندسة</w:t>
+      </w:r>
+      <w:proofErr w:type="gramEnd"/>
+    </w:p>
+    <w:p>
+      <w:pPr>
+        <w:rPr>
+          <w:b/>
+          <w:bCs/>
+          <w:color w:val="002060"/>
+          <w:sz w:val="28"/>
+          <w:szCs w:val="28"/>
+          <w:rtl/>
+          <w:lang w:bidi="ar-YE"/>
+        </w:rPr>
+      </w:pPr>
       <w:r>
         <w:rPr>
           <w:rFonts w:hint="cs"/>
@@ -215,6 +217,19 @@
           <w:rtl/>
           <w:lang w:bidi="ar-YE"/>
         </w:rPr>
+        <w:t xml:space="preserve">قسم </w:t>
+      </w:r>
+      <w:r>
+        <w:rPr>
+          <w:rFonts w:hint="cs"/>
+          <w:b/>
+          <w:bCs/>
+          <w:color w:val="002060"/>
+          <w:sz w:val="28"/>
+          <w:szCs w:val="28"/>
+          <w:rtl/>
+          <w:lang w:bidi="ar-YE"/>
+        </w:rPr>
         <w:t>تقنية المعلومات</w:t>
       </w:r>
     </w:p>
@@ -379,26 +394,9 @@
           <w:szCs w:val="32"/>
           <w:rtl/>
         </w:rPr>
-        <w:t xml:space="preserve">أعضاء الفريق </w:t>
-      </w:r>
-      <w:r>
-        <w:rPr>
-          <w:b/>
-          <w:bCs/>
-          <w:sz w:val="32"/>
-          <w:szCs w:val="32"/>
-        </w:rPr>
-        <w:t>:</w:t>
-      </w:r>
-      <w:r>
-        <w:rPr>
-          <w:rFonts w:hint="cs"/>
-          <w:sz w:val="32"/>
-          <w:szCs w:val="32"/>
-          <w:rtl/>
-        </w:rPr>
-        <w:t xml:space="preserve">                                            </w:t>
-      </w:r>
+        <w:t xml:space="preserve">أعضاء </w:t>
+      </w:r>
+      <w:proofErr w:type="gramStart"/>
       <w:r>
         <w:rPr>
           <w:rFonts w:hint="cs"/>
@@ -408,17 +406,18 @@
           <w:szCs w:val="32"/>
           <w:rtl/>
         </w:rPr>
-        <w:t>تحت اشراف :</w:t>
-      </w:r>
-    </w:p>
-    <w:p>
-      <w:pPr>
-        <w:rPr>
-          <w:sz w:val="32"/>
-          <w:szCs w:val="32"/>
-          <w:rtl/>
-        </w:rPr>
-      </w:pPr>
+        <w:t xml:space="preserve">الفريق </w:t>
+      </w:r>
+      <w:r>
+        <w:rPr>
+          <w:b/>
+          <w:bCs/>
+          <w:sz w:val="32"/>
+          <w:szCs w:val="32"/>
+        </w:rPr>
+        <w:t>:</w:t>
+      </w:r>
+      <w:proofErr w:type="gramEnd"/>
       <w:r>
         <w:rPr>
           <w:rFonts w:hint="cs"/>
@@ -426,7 +425,7 @@
           <w:szCs w:val="32"/>
           <w:rtl/>
         </w:rPr>
-        <w:t xml:space="preserve">ريم احمد                                                     </w:t>
+        <w:t xml:space="preserve">                                            </w:t>
       </w:r>
       <w:r>
         <w:rPr>
@@ -437,44 +436,9 @@
           <w:szCs w:val="32"/>
           <w:rtl/>
         </w:rPr>
-        <w:t>الدكتور :</w:t>
-      </w:r>
-      <w:r>
-        <w:rPr>
-          <w:rFonts w:hint="cs"/>
-          <w:sz w:val="32"/>
-          <w:szCs w:val="32"/>
-          <w:rtl/>
-        </w:rPr>
-        <w:t xml:space="preserve"> </w:t>
-      </w:r>
-      <w:r>
-        <w:rPr>
-          <w:rFonts w:hint="cs"/>
-          <w:sz w:val="32"/>
-          <w:szCs w:val="32"/>
-          <w:rtl/>
-        </w:rPr>
-        <w:t>أبراهيم الحداد</w:t>
-      </w:r>
-    </w:p>
-    <w:p>
-      <w:pPr>
-        <w:rPr>
-          <w:sz w:val="32"/>
-          <w:szCs w:val="32"/>
-          <w:rtl/>
-        </w:rPr>
-      </w:pPr>
-      <w:r>
-        <w:rPr>
-          <w:rFonts w:hint="cs"/>
-          <w:sz w:val="32"/>
-          <w:szCs w:val="32"/>
-          <w:rtl/>
-        </w:rPr>
-        <w:t xml:space="preserve">انوار عادل                                                   </w:t>
-      </w:r>
+        <w:t xml:space="preserve">تحت </w:t>
+      </w:r>
+      <w:proofErr w:type="gramStart"/>
       <w:r>
         <w:rPr>
           <w:rFonts w:hint="cs"/>
@@ -484,8 +448,28 @@
           <w:szCs w:val="32"/>
           <w:rtl/>
         </w:rPr>
-        <w:t>المهندس</w:t>
-      </w:r>
+        <w:t>اشراف :</w:t>
+      </w:r>
+      <w:proofErr w:type="gramEnd"/>
+    </w:p>
+    <w:p>
+      <w:pPr>
+        <w:rPr>
+          <w:sz w:val="32"/>
+          <w:szCs w:val="32"/>
+          <w:rtl/>
+        </w:rPr>
+      </w:pPr>
+      <w:r>
+        <w:rPr>
+          <w:rFonts w:hint="cs"/>
+          <w:sz w:val="32"/>
+          <w:szCs w:val="32"/>
+          <w:rtl/>
+        </w:rPr>
+        <w:t xml:space="preserve">ريم احمد                                                     </w:t>
+      </w:r>
+      <w:proofErr w:type="gramStart"/>
       <w:r>
         <w:rPr>
           <w:rFonts w:hint="cs"/>
@@ -495,8 +479,46 @@
           <w:szCs w:val="32"/>
           <w:rtl/>
         </w:rPr>
-        <w:t>ة</w:t>
-      </w:r>
+        <w:t>الدكتور :</w:t>
+      </w:r>
+      <w:proofErr w:type="gramEnd"/>
+      <w:r>
+        <w:rPr>
+          <w:rFonts w:hint="cs"/>
+          <w:sz w:val="32"/>
+          <w:szCs w:val="32"/>
+          <w:rtl/>
+        </w:rPr>
+        <w:t xml:space="preserve"> </w:t>
+      </w:r>
+      <w:r>
+        <w:rPr>
+          <w:rFonts w:hint="cs"/>
+          <w:sz w:val="32"/>
+          <w:szCs w:val="32"/>
+          <w:rtl/>
+        </w:rPr>
+        <w:t>أبراهيم الحداد</w:t>
+      </w:r>
+    </w:p>
+    <w:p>
+      <w:pPr>
+        <w:rPr>
+          <w:sz w:val="32"/>
+          <w:szCs w:val="32"/>
+          <w:rtl/>
+        </w:rPr>
+      </w:pPr>
+      <w:r>
+        <w:rPr>
+          <w:rFonts w:hint="cs"/>
+          <w:sz w:val="32"/>
+          <w:szCs w:val="32"/>
+          <w:rtl/>
+        </w:rPr>
+        <w:t xml:space="preserve">انوار عادل                                                   </w:t>
+      </w:r>
+      <w:proofErr w:type="gramStart"/>
       <w:r>
         <w:rPr>
           <w:rFonts w:hint="cs"/>
@@ -506,8 +528,31 @@
           <w:szCs w:val="32"/>
           <w:rtl/>
         </w:rPr>
+        <w:t>المهندس</w:t>
+      </w:r>
+      <w:r>
+        <w:rPr>
+          <w:rFonts w:hint="cs"/>
+          <w:b/>
+          <w:bCs/>
+          <w:sz w:val="32"/>
+          <w:szCs w:val="32"/>
+          <w:rtl/>
+        </w:rPr>
+        <w:t>ة</w:t>
+      </w:r>
+      <w:r>
+        <w:rPr>
+          <w:rFonts w:hint="cs"/>
+          <w:b/>
+          <w:bCs/>
+          <w:sz w:val="32"/>
+          <w:szCs w:val="32"/>
+          <w:rtl/>
+        </w:rPr>
         <w:t xml:space="preserve"> :</w:t>
       </w:r>
+      <w:proofErr w:type="gramEnd"/>
       <w:r>
         <w:rPr>
           <w:rFonts w:hint="cs"/>
@@ -542,8 +587,19 @@
           <w:szCs w:val="32"/>
           <w:rtl/>
         </w:rPr>
-        <w:t>علياء عبدالكريم</w:t>
-      </w:r>
+        <w:t xml:space="preserve">علياء </w:t>
+      </w:r>
+      <w:proofErr w:type="gramStart"/>
+      <w:r>
+        <w:rPr>
+          <w:rFonts w:hint="cs"/>
+          <w:sz w:val="32"/>
+          <w:szCs w:val="32"/>
+          <w:rtl/>
+        </w:rPr>
+        <w:t>عبدالكريم</w:t>
+      </w:r>
+      <w:proofErr w:type="gramEnd"/>
     </w:p>
     <w:p>
       <w:pPr>
@@ -3386,6 +3442,7 @@
         </w:rPr>
         <w:t> </w:t>
       </w:r>
+      <w:proofErr w:type="gramStart"/>
       <w:r>
         <w:rPr>
           <w:b/>
@@ -3425,7 +3482,18 @@
           <w:sz w:val="32"/>
           <w:szCs w:val="32"/>
         </w:rPr>
-        <w:t>(Background)</w:t>
+        <w:t>(</w:t>
+      </w:r>
+      <w:proofErr w:type="gramEnd"/>
+      <w:r>
+        <w:rPr>
+          <w:b/>
+          <w:bCs/>
+          <w:color w:val="1F4E79" w:themeColor="accent5" w:themeShade="80"/>
+          <w:sz w:val="32"/>
+          <w:szCs w:val="32"/>
+        </w:rPr>
+        <w:t>Background)</w:t>
       </w:r>
       <w:r>
         <w:rPr>
@@ -4173,25 +4241,7 @@
           <w:szCs w:val="32"/>
           <w:rtl/>
         </w:rPr>
-        <w:t xml:space="preserve">توفير لوحة تحكم </w:t>
-      </w:r>
-      <w:proofErr w:type="spellStart"/>
-      <w:r>
-        <w:rPr>
-          <w:sz w:val="32"/>
-          <w:szCs w:val="32"/>
-          <w:rtl/>
-        </w:rPr>
-        <w:t>للأدمن</w:t>
-      </w:r>
-      <w:proofErr w:type="spellEnd"/>
-      <w:r>
-        <w:rPr>
-          <w:sz w:val="32"/>
-          <w:szCs w:val="32"/>
-          <w:rtl/>
-        </w:rPr>
-        <w:t xml:space="preserve"> لمراجعة البلاغات</w:t>
+        <w:t>توفير لوحة تحكم للأدمن لمراجعة البلاغات</w:t>
       </w:r>
       <w:r>
         <w:rPr>
@@ -4691,18 +4741,8 @@
           <w:szCs w:val="32"/>
           <w:rtl/>
         </w:rPr>
-        <w:t xml:space="preserve">عرض البلاغات في لوحة تحكم </w:t>
-      </w:r>
-      <w:proofErr w:type="spellStart"/>
-      <w:r>
-        <w:rPr>
-          <w:sz w:val="32"/>
-          <w:szCs w:val="32"/>
-          <w:rtl/>
-        </w:rPr>
-        <w:t>الأدمن</w:t>
-      </w:r>
-      <w:proofErr w:type="spellEnd"/>
+        <w:t>عرض البلاغات في لوحة تحكم الأدمن</w:t>
+      </w:r>
       <w:r>
         <w:rPr>
           <w:sz w:val="32"/>
@@ -4765,25 +4805,7 @@
           <w:szCs w:val="32"/>
           <w:rtl/>
         </w:rPr>
-        <w:t xml:space="preserve">مساعدة </w:t>
-      </w:r>
-      <w:proofErr w:type="spellStart"/>
-      <w:r>
-        <w:rPr>
-          <w:sz w:val="32"/>
-          <w:szCs w:val="32"/>
-          <w:rtl/>
-        </w:rPr>
-        <w:t>الأدمن</w:t>
-      </w:r>
-      <w:proofErr w:type="spellEnd"/>
-      <w:r>
-        <w:rPr>
-          <w:sz w:val="32"/>
-          <w:szCs w:val="32"/>
-          <w:rtl/>
-        </w:rPr>
-        <w:t xml:space="preserve"> في التحقق من صحة البلاغ</w:t>
+        <w:t>مساعدة الأدمن في التحقق من صحة البلاغ</w:t>
       </w:r>
       <w:r>
         <w:rPr>
@@ -5051,25 +5073,7 @@
           <w:szCs w:val="32"/>
           <w:rtl/>
         </w:rPr>
-        <w:t xml:space="preserve">هو نظام ذكي إلكتروني يهدف إلى تسهيل عملية الإبلاغ عن حوادث السير وإدارتها، ابتداءً من قيام المستخدم بإرسال البلاغ وتحديد موقع الحادث وإضافة التفاصيل والصور، مرورًا بمراجعة البلاغ وتحليل الصور بواسطة الذكاء الاصطناعي من خلال لوحة تحكم </w:t>
-      </w:r>
-      <w:proofErr w:type="spellStart"/>
-      <w:r>
-        <w:rPr>
-          <w:sz w:val="32"/>
-          <w:szCs w:val="32"/>
-          <w:rtl/>
-        </w:rPr>
-        <w:t>الأدمن</w:t>
-      </w:r>
-      <w:proofErr w:type="spellEnd"/>
-      <w:r>
-        <w:rPr>
-          <w:sz w:val="32"/>
-          <w:szCs w:val="32"/>
-          <w:rtl/>
-        </w:rPr>
-        <w:t>، وانتهاءً باتخاذ القرار وإرسال البلاغ إلى الجهة المختصة وحفظ بيانات الحادث</w:t>
+        <w:t>هو نظام ذكي إلكتروني يهدف إلى تسهيل عملية الإبلاغ عن حوادث السير وإدارتها، ابتداءً من قيام المستخدم بإرسال البلاغ وتحديد موقع الحادث وإضافة التفاصيل والصور، مرورًا بمراجعة البلاغ وتحليل الصور بواسطة الذكاء الاصطناعي من خلال لوحة تحكم الأدمن، وانتهاءً باتخاذ القرار وإرسال البلاغ إلى الجهة المختصة وحفظ بيانات الحادث</w:t>
       </w:r>
       <w:r>
         <w:rPr>
@@ -5308,23 +5312,13 @@
         </w:rPr>
         <w:br/>
       </w:r>
-      <w:proofErr w:type="spellStart"/>
-      <w:r>
-        <w:rPr>
-          <w:sz w:val="32"/>
-          <w:szCs w:val="32"/>
-          <w:rtl/>
-        </w:rPr>
-        <w:t>الأدمن</w:t>
-      </w:r>
-      <w:proofErr w:type="spellEnd"/>
-      <w:r>
-        <w:rPr>
-          <w:sz w:val="32"/>
-          <w:szCs w:val="32"/>
-          <w:rtl/>
-        </w:rPr>
-        <w:t>| مراجعة البلاغات، التحقق من البيانات، مراجعة تحليل الذكاء الاصطناعي، قبول أو رفض البلاغ، تحديد مستوى الخطورة</w:t>
+      <w:r>
+        <w:rPr>
+          <w:sz w:val="32"/>
+          <w:szCs w:val="32"/>
+          <w:rtl/>
+        </w:rPr>
+        <w:t>الأدمن| مراجعة البلاغات، التحقق من البيانات، مراجعة تحليل الذكاء الاصطناعي، قبول أو رفض البلاغ، تحديد مستوى الخطورة</w:t>
       </w:r>
       <w:r>
         <w:rPr>
@@ -5940,25 +5934,7 @@
           <w:szCs w:val="32"/>
           <w:rtl/>
         </w:rPr>
-        <w:t xml:space="preserve">اعتماد </w:t>
-      </w:r>
-      <w:proofErr w:type="spellStart"/>
-      <w:r>
-        <w:rPr>
-          <w:sz w:val="32"/>
-          <w:szCs w:val="32"/>
-          <w:rtl/>
-        </w:rPr>
-        <w:t>الأدمن</w:t>
-      </w:r>
-      <w:proofErr w:type="spellEnd"/>
-      <w:r>
-        <w:rPr>
-          <w:sz w:val="32"/>
-          <w:szCs w:val="32"/>
-          <w:rtl/>
-        </w:rPr>
-        <w:t xml:space="preserve"> على نتيجة الذكاء الاصطناعي كمساعدة في اتخاذ القرار وليس كبديل كامل عن المراجعة البشرية</w:t>
+        <w:t>اعتماد الأدمن على نتيجة الذكاء الاصطناعي كمساعدة في اتخاذ القرار وليس كبديل كامل عن المراجعة البشرية</w:t>
       </w:r>
       <w:r>
         <w:rPr>
@@ -6306,18 +6282,8 @@
           <w:szCs w:val="32"/>
           <w:rtl/>
         </w:rPr>
-        <w:t xml:space="preserve">لوحة تحكم </w:t>
-      </w:r>
-      <w:proofErr w:type="spellStart"/>
-      <w:r>
-        <w:rPr>
-          <w:sz w:val="32"/>
-          <w:szCs w:val="32"/>
-          <w:rtl/>
-        </w:rPr>
-        <w:t>الأدمن</w:t>
-      </w:r>
-      <w:proofErr w:type="spellEnd"/>
+        <w:t>لوحة تحكم الأدمن</w:t>
+      </w:r>
       <w:r>
         <w:rPr>
           <w:sz w:val="32"/>
@@ -9094,25 +9060,7 @@
           <w:szCs w:val="32"/>
           <w:rtl/>
         </w:rPr>
-        <w:t xml:space="preserve">إنشاء لوحة تحكم </w:t>
-      </w:r>
-      <w:proofErr w:type="spellStart"/>
-      <w:r>
-        <w:rPr>
-          <w:sz w:val="32"/>
-          <w:szCs w:val="32"/>
-          <w:rtl/>
-        </w:rPr>
-        <w:t>للأدمن</w:t>
-      </w:r>
-      <w:proofErr w:type="spellEnd"/>
-      <w:r>
-        <w:rPr>
-          <w:sz w:val="32"/>
-          <w:szCs w:val="32"/>
-          <w:rtl/>
-        </w:rPr>
-        <w:t xml:space="preserve"> لمراجعة البلاغات</w:t>
+        <w:t>إنشاء لوحة تحكم للأدمن لمراجعة البلاغات</w:t>
       </w:r>
       <w:r>
         <w:rPr>
@@ -9144,25 +9092,7 @@
           <w:szCs w:val="32"/>
           <w:rtl/>
         </w:rPr>
-        <w:t xml:space="preserve">استخدام الذكاء الاصطناعي لتحليل الصور ومساعدة </w:t>
-      </w:r>
-      <w:proofErr w:type="spellStart"/>
-      <w:r>
-        <w:rPr>
-          <w:sz w:val="32"/>
-          <w:szCs w:val="32"/>
-          <w:rtl/>
-        </w:rPr>
-        <w:t>الأدمن</w:t>
-      </w:r>
-      <w:proofErr w:type="spellEnd"/>
-      <w:r>
-        <w:rPr>
-          <w:sz w:val="32"/>
-          <w:szCs w:val="32"/>
-          <w:rtl/>
-        </w:rPr>
-        <w:t xml:space="preserve"> في التحقق</w:t>
+        <w:t>استخدام الذكاء الاصطناعي لتحليل الصور ومساعدة الأدمن في التحقق</w:t>
       </w:r>
       <w:r>
         <w:rPr>
@@ -9535,6 +9465,13 @@
           <w:szCs w:val="32"/>
         </w:rPr>
         <w:br/>
+      </w:r>
+      <w:proofErr w:type="gramStart"/>
+      <w:r>
+        <w:rPr>
+          <w:sz w:val="32"/>
+          <w:szCs w:val="32"/>
+        </w:rPr>
         <w:t xml:space="preserve">- </w:t>
       </w:r>
       <w:r>
@@ -9552,21 +9489,37 @@
           <w:szCs w:val="32"/>
           <w:rtl/>
         </w:rPr>
-        <w:t>تأخر وصول البلاغ</w:t>
-      </w:r>
-      <w:r>
-        <w:rPr>
-          <w:sz w:val="32"/>
-          <w:szCs w:val="32"/>
-        </w:rPr>
-        <w:t>.</w:t>
-      </w:r>
-      <w:r>
-        <w:rPr>
-          <w:sz w:val="32"/>
-          <w:szCs w:val="32"/>
-        </w:rPr>
-        <w:br/>
+        <w:t>تأخر</w:t>
+      </w:r>
+      <w:proofErr w:type="gramEnd"/>
+      <w:r>
+        <w:rPr>
+          <w:sz w:val="32"/>
+          <w:szCs w:val="32"/>
+          <w:rtl/>
+        </w:rPr>
+        <w:t xml:space="preserve"> وصول البلاغ</w:t>
+      </w:r>
+      <w:r>
+        <w:rPr>
+          <w:sz w:val="32"/>
+          <w:szCs w:val="32"/>
+        </w:rPr>
+        <w:t>.</w:t>
+      </w:r>
+      <w:r>
+        <w:rPr>
+          <w:sz w:val="32"/>
+          <w:szCs w:val="32"/>
+        </w:rPr>
+        <w:br/>
+      </w:r>
+      <w:proofErr w:type="gramStart"/>
+      <w:r>
+        <w:rPr>
+          <w:sz w:val="32"/>
+          <w:szCs w:val="32"/>
+        </w:rPr>
         <w:t xml:space="preserve">- </w:t>
       </w:r>
       <w:r>
@@ -9584,21 +9537,37 @@
           <w:szCs w:val="32"/>
           <w:rtl/>
         </w:rPr>
-        <w:t>عدم دقة موقع الحادث</w:t>
-      </w:r>
-      <w:r>
-        <w:rPr>
-          <w:sz w:val="32"/>
-          <w:szCs w:val="32"/>
-        </w:rPr>
-        <w:t>.</w:t>
-      </w:r>
-      <w:r>
-        <w:rPr>
-          <w:sz w:val="32"/>
-          <w:szCs w:val="32"/>
-        </w:rPr>
-        <w:br/>
+        <w:t>عدم</w:t>
+      </w:r>
+      <w:proofErr w:type="gramEnd"/>
+      <w:r>
+        <w:rPr>
+          <w:sz w:val="32"/>
+          <w:szCs w:val="32"/>
+          <w:rtl/>
+        </w:rPr>
+        <w:t xml:space="preserve"> دقة موقع الحادث</w:t>
+      </w:r>
+      <w:r>
+        <w:rPr>
+          <w:sz w:val="32"/>
+          <w:szCs w:val="32"/>
+        </w:rPr>
+        <w:t>.</w:t>
+      </w:r>
+      <w:r>
+        <w:rPr>
+          <w:sz w:val="32"/>
+          <w:szCs w:val="32"/>
+        </w:rPr>
+        <w:br/>
+      </w:r>
+      <w:proofErr w:type="gramStart"/>
+      <w:r>
+        <w:rPr>
+          <w:sz w:val="32"/>
+          <w:szCs w:val="32"/>
+        </w:rPr>
         <w:t xml:space="preserve">- </w:t>
       </w:r>
       <w:r>
@@ -9616,21 +9585,37 @@
           <w:szCs w:val="32"/>
           <w:rtl/>
         </w:rPr>
-        <w:t>نقص المعلومات المتعلقة بالحادث</w:t>
-      </w:r>
-      <w:r>
-        <w:rPr>
-          <w:sz w:val="32"/>
-          <w:szCs w:val="32"/>
-        </w:rPr>
-        <w:t>.</w:t>
-      </w:r>
-      <w:r>
-        <w:rPr>
-          <w:sz w:val="32"/>
-          <w:szCs w:val="32"/>
-        </w:rPr>
-        <w:br/>
+        <w:t>نقص</w:t>
+      </w:r>
+      <w:proofErr w:type="gramEnd"/>
+      <w:r>
+        <w:rPr>
+          <w:sz w:val="32"/>
+          <w:szCs w:val="32"/>
+          <w:rtl/>
+        </w:rPr>
+        <w:t xml:space="preserve"> المعلومات المتعلقة بالحادث</w:t>
+      </w:r>
+      <w:r>
+        <w:rPr>
+          <w:sz w:val="32"/>
+          <w:szCs w:val="32"/>
+        </w:rPr>
+        <w:t>.</w:t>
+      </w:r>
+      <w:r>
+        <w:rPr>
+          <w:sz w:val="32"/>
+          <w:szCs w:val="32"/>
+        </w:rPr>
+        <w:br/>
+      </w:r>
+      <w:proofErr w:type="gramStart"/>
+      <w:r>
+        <w:rPr>
+          <w:sz w:val="32"/>
+          <w:szCs w:val="32"/>
+        </w:rPr>
         <w:t xml:space="preserve">- </w:t>
       </w:r>
       <w:r>
@@ -9648,21 +9633,37 @@
           <w:szCs w:val="32"/>
           <w:rtl/>
         </w:rPr>
-        <w:t>صعوبة التحقق من صحة البلاغ</w:t>
-      </w:r>
-      <w:r>
-        <w:rPr>
-          <w:sz w:val="32"/>
-          <w:szCs w:val="32"/>
-        </w:rPr>
-        <w:t>.</w:t>
-      </w:r>
-      <w:r>
-        <w:rPr>
-          <w:sz w:val="32"/>
-          <w:szCs w:val="32"/>
-        </w:rPr>
-        <w:br/>
+        <w:t>صعوبة</w:t>
+      </w:r>
+      <w:proofErr w:type="gramEnd"/>
+      <w:r>
+        <w:rPr>
+          <w:sz w:val="32"/>
+          <w:szCs w:val="32"/>
+          <w:rtl/>
+        </w:rPr>
+        <w:t xml:space="preserve"> التحقق من صحة البلاغ</w:t>
+      </w:r>
+      <w:r>
+        <w:rPr>
+          <w:sz w:val="32"/>
+          <w:szCs w:val="32"/>
+        </w:rPr>
+        <w:t>.</w:t>
+      </w:r>
+      <w:r>
+        <w:rPr>
+          <w:sz w:val="32"/>
+          <w:szCs w:val="32"/>
+        </w:rPr>
+        <w:br/>
+      </w:r>
+      <w:proofErr w:type="gramStart"/>
+      <w:r>
+        <w:rPr>
+          <w:sz w:val="32"/>
+          <w:szCs w:val="32"/>
+        </w:rPr>
         <w:t xml:space="preserve">- </w:t>
       </w:r>
       <w:r>
@@ -9680,21 +9681,37 @@
           <w:szCs w:val="32"/>
           <w:rtl/>
         </w:rPr>
-        <w:t>صعوبة حفظ البيانات والرجوع إليها</w:t>
-      </w:r>
-      <w:r>
-        <w:rPr>
-          <w:sz w:val="32"/>
-          <w:szCs w:val="32"/>
-        </w:rPr>
-        <w:t>.</w:t>
-      </w:r>
-      <w:r>
-        <w:rPr>
-          <w:sz w:val="32"/>
-          <w:szCs w:val="32"/>
-        </w:rPr>
-        <w:br/>
+        <w:t>صعوبة</w:t>
+      </w:r>
+      <w:proofErr w:type="gramEnd"/>
+      <w:r>
+        <w:rPr>
+          <w:sz w:val="32"/>
+          <w:szCs w:val="32"/>
+          <w:rtl/>
+        </w:rPr>
+        <w:t xml:space="preserve"> حفظ البيانات والرجوع إليها</w:t>
+      </w:r>
+      <w:r>
+        <w:rPr>
+          <w:sz w:val="32"/>
+          <w:szCs w:val="32"/>
+        </w:rPr>
+        <w:t>.</w:t>
+      </w:r>
+      <w:r>
+        <w:rPr>
+          <w:sz w:val="32"/>
+          <w:szCs w:val="32"/>
+        </w:rPr>
+        <w:br/>
+      </w:r>
+      <w:proofErr w:type="gramStart"/>
+      <w:r>
+        <w:rPr>
+          <w:sz w:val="32"/>
+          <w:szCs w:val="32"/>
+        </w:rPr>
         <w:t xml:space="preserve">- </w:t>
       </w:r>
       <w:r>
@@ -9712,7 +9729,16 @@
           <w:szCs w:val="32"/>
           <w:rtl/>
         </w:rPr>
-        <w:t>عدم توفر قاعدة بيانات مركزية للتحليل والإحصائيات</w:t>
+        <w:t>عدم</w:t>
+      </w:r>
+      <w:proofErr w:type="gramEnd"/>
+      <w:r>
+        <w:rPr>
+          <w:sz w:val="32"/>
+          <w:szCs w:val="32"/>
+          <w:rtl/>
+        </w:rPr>
+        <w:t xml:space="preserve"> توفر قاعدة بيانات مركزية للتحليل والإحصائيات</w:t>
       </w:r>
       <w:r>
         <w:rPr>
@@ -11085,18 +11111,8 @@
           <w:szCs w:val="32"/>
           <w:rtl/>
         </w:rPr>
-        <w:t xml:space="preserve">عرض البلاغات </w:t>
-      </w:r>
-      <w:proofErr w:type="spellStart"/>
-      <w:r>
-        <w:rPr>
-          <w:sz w:val="32"/>
-          <w:szCs w:val="32"/>
-          <w:rtl/>
-        </w:rPr>
-        <w:t>للأدمن</w:t>
-      </w:r>
-      <w:proofErr w:type="spellEnd"/>
+        <w:t>عرض البلاغات للأدمن</w:t>
+      </w:r>
       <w:r>
         <w:rPr>
           <w:sz w:val="32"/>
@@ -11730,7 +11746,6 @@
         </w:rPr>
         <w:br/>
       </w:r>
-      <w:proofErr w:type="spellStart"/>
       <w:r>
         <w:rPr>
           <w:b/>
@@ -11742,7 +11757,6 @@
         <w:lastRenderedPageBreak/>
         <w:t>الأدمن</w:t>
       </w:r>
-      <w:proofErr w:type="spellEnd"/>
       <w:r>
         <w:rPr>
           <w:b/>
@@ -12505,6 +12519,7 @@
     <w:p>
       <w:pPr>
         <w:rPr>
+          <w:color w:val="1F4E79" w:themeColor="accent5" w:themeShade="80"/>
           <w:sz w:val="32"/>
           <w:szCs w:val="32"/>
           <w:rtl/>
@@ -12730,25 +12745,7 @@
           <w:szCs w:val="32"/>
           <w:rtl/>
         </w:rPr>
-        <w:t xml:space="preserve">عند وصول البلاغ إلى النظام، يظهر </w:t>
-      </w:r>
-      <w:proofErr w:type="spellStart"/>
-      <w:r>
-        <w:rPr>
-          <w:sz w:val="32"/>
-          <w:szCs w:val="32"/>
-          <w:rtl/>
-        </w:rPr>
-        <w:t>للأدمن</w:t>
-      </w:r>
-      <w:proofErr w:type="spellEnd"/>
-      <w:r>
-        <w:rPr>
-          <w:sz w:val="32"/>
-          <w:szCs w:val="32"/>
-          <w:rtl/>
-        </w:rPr>
-        <w:t xml:space="preserve"> ضمن لوحة التحكم، حيث يستطيع مراجعة الموقع والبيانات والصور المرفقة</w:t>
+        <w:t>عند وصول البلاغ إلى النظام، يظهر للأدمن ضمن لوحة التحكم، حيث يستطيع مراجعة الموقع والبيانات والصور المرفقة</w:t>
       </w:r>
       <w:r>
         <w:rPr>
@@ -12829,25 +12826,7 @@
           <w:szCs w:val="32"/>
           <w:rtl/>
         </w:rPr>
-        <w:t xml:space="preserve">يقوم النظام بتحليل الصور المرفقة بالبلاغ واستخراج مؤشرات تساعد على فهم طبيعة الحادث وشدة الأضرار، ثم يعرض نتيجة التحليل </w:t>
-      </w:r>
-      <w:proofErr w:type="spellStart"/>
-      <w:r>
-        <w:rPr>
-          <w:sz w:val="32"/>
-          <w:szCs w:val="32"/>
-          <w:rtl/>
-        </w:rPr>
-        <w:t>للأدمن</w:t>
-      </w:r>
-      <w:proofErr w:type="spellEnd"/>
-      <w:r>
-        <w:rPr>
-          <w:sz w:val="32"/>
-          <w:szCs w:val="32"/>
-          <w:rtl/>
-        </w:rPr>
-        <w:t xml:space="preserve"> لمساعدته في اتخاذ القرار</w:t>
+        <w:t>يقوم النظام بتحليل الصور المرفقة بالبلاغ واستخراج مؤشرات تساعد على فهم طبيعة الحادث وشدة الأضرار، ثم يعرض نتيجة التحليل للأدمن لمساعدته في اتخاذ القرار</w:t>
       </w:r>
       <w:r>
         <w:rPr>
@@ -12928,25 +12907,7 @@
           <w:szCs w:val="32"/>
           <w:rtl/>
         </w:rPr>
-        <w:t xml:space="preserve">بعد مراجعة البيانات ونتيجة التحليل، يستطيع </w:t>
-      </w:r>
-      <w:proofErr w:type="spellStart"/>
-      <w:r>
-        <w:rPr>
-          <w:sz w:val="32"/>
-          <w:szCs w:val="32"/>
-          <w:rtl/>
-        </w:rPr>
-        <w:t>الأدمن</w:t>
-      </w:r>
-      <w:proofErr w:type="spellEnd"/>
-      <w:r>
-        <w:rPr>
-          <w:sz w:val="32"/>
-          <w:szCs w:val="32"/>
-          <w:rtl/>
-        </w:rPr>
-        <w:t xml:space="preserve"> تأكيد صحة البلاغ أو رفضه، وفي حالة الرفض يتم تسجيل سبب الرفض</w:t>
+        <w:t>بعد مراجعة البيانات ونتيجة التحليل، يستطيع الأدمن تأكيد صحة البلاغ أو رفضه، وفي حالة الرفض يتم تسجيل سبب الرفض</w:t>
       </w:r>
       <w:r>
         <w:rPr>
@@ -13335,90 +13296,36 @@
           <w:szCs w:val="32"/>
           <w:rtl/>
         </w:rPr>
-        <w:t xml:space="preserve">بعد إرسال البلاغ، يقوم النظام بتسجيله وإعطائه رقمًا خاصًا، ثم يظهر البلاغ في لوحة تحكم </w:t>
-      </w:r>
-      <w:proofErr w:type="spellStart"/>
-      <w:r>
-        <w:rPr>
-          <w:sz w:val="32"/>
-          <w:szCs w:val="32"/>
-          <w:rtl/>
-        </w:rPr>
-        <w:t>الأدمن</w:t>
-      </w:r>
-      <w:proofErr w:type="spellEnd"/>
-      <w:r>
-        <w:rPr>
-          <w:sz w:val="32"/>
-          <w:szCs w:val="32"/>
-          <w:rtl/>
-        </w:rPr>
-        <w:t xml:space="preserve">. يقوم </w:t>
-      </w:r>
-      <w:proofErr w:type="spellStart"/>
-      <w:r>
-        <w:rPr>
-          <w:sz w:val="32"/>
-          <w:szCs w:val="32"/>
-          <w:rtl/>
-        </w:rPr>
-        <w:t>الأدمن</w:t>
-      </w:r>
-      <w:proofErr w:type="spellEnd"/>
-      <w:r>
-        <w:rPr>
-          <w:sz w:val="32"/>
-          <w:szCs w:val="32"/>
-          <w:rtl/>
-        </w:rPr>
-        <w:t xml:space="preserve"> بمراجعة بيانات البلاغ والصور المرفقة، ويقوم النظام بتحليل الصور باستخدام الذكاء الاصطناعي لتحديد المؤشرات المتعلقة بالحادث وشدة الأضرار</w:t>
-      </w:r>
-      <w:r>
-        <w:rPr>
-          <w:sz w:val="32"/>
-          <w:szCs w:val="32"/>
-        </w:rPr>
-        <w:t>.</w:t>
-      </w:r>
-      <w:r>
-        <w:rPr>
-          <w:sz w:val="32"/>
-          <w:szCs w:val="32"/>
-        </w:rPr>
-        <w:br/>
-      </w:r>
-      <w:r>
-        <w:rPr>
-          <w:sz w:val="32"/>
-          <w:szCs w:val="32"/>
-        </w:rPr>
-        <w:br/>
-      </w:r>
-      <w:r>
-        <w:rPr>
-          <w:sz w:val="32"/>
-          <w:szCs w:val="32"/>
-          <w:rtl/>
-        </w:rPr>
-        <w:t xml:space="preserve">يقوم </w:t>
-      </w:r>
-      <w:proofErr w:type="spellStart"/>
-      <w:r>
-        <w:rPr>
-          <w:sz w:val="32"/>
-          <w:szCs w:val="32"/>
-          <w:rtl/>
-        </w:rPr>
-        <w:t>الأدمن</w:t>
-      </w:r>
-      <w:proofErr w:type="spellEnd"/>
-      <w:r>
-        <w:rPr>
-          <w:sz w:val="32"/>
-          <w:szCs w:val="32"/>
-          <w:rtl/>
-        </w:rPr>
-        <w:t xml:space="preserve"> بمقارنة نتيجة التحليل مع البيانات المدخلة من المستخدم، ثم يتخذ القرار المناسب بتأكيد البلاغ أو رفضه. وفي حال تأكيد البلاغ، يتم تحديد مستوى خطورته وإرساله إلى الجهة المختصة، مثل الإسعاف أو المرور، مع إرسال إشعار للمستخدم يوضح حالة البلاغ</w:t>
+        <w:t>بعد إرسال البلاغ، يقوم النظام بتسجيله وإعطائه رقمًا خاصًا، ثم يظهر البلاغ في لوحة تحكم الأدمن. يقوم الأدمن بمراجعة بيانات البلاغ والصور المرفقة، ويقوم النظام بتحليل الصور باستخدام الذكاء الاصطناعي لتحديد المؤشرات المتعلقة بالحادث وشدة الأضرار</w:t>
+      </w:r>
+      <w:r>
+        <w:rPr>
+          <w:sz w:val="32"/>
+          <w:szCs w:val="32"/>
+        </w:rPr>
+        <w:t>.</w:t>
+      </w:r>
+      <w:r>
+        <w:rPr>
+          <w:sz w:val="32"/>
+          <w:szCs w:val="32"/>
+        </w:rPr>
+        <w:br/>
+      </w:r>
+      <w:r>
+        <w:rPr>
+          <w:sz w:val="32"/>
+          <w:szCs w:val="32"/>
+        </w:rPr>
+        <w:br/>
+      </w:r>
+      <w:r>
+        <w:rPr>
+          <w:sz w:val="32"/>
+          <w:szCs w:val="32"/>
+          <w:rtl/>
+        </w:rPr>
+        <w:t>يقوم الأدمن بمقارنة نتيجة التحليل مع البيانات المدخلة من المستخدم، ثم يتخذ القرار المناسب بتأكيد البلاغ أو رفضه. وفي حال تأكيد البلاغ، يتم تحديد مستوى خطورته وإرساله إلى الجهة المختصة، مثل الإسعاف أو المرور، مع إرسال إشعار للمستخدم يوضح حالة البلاغ</w:t>
       </w:r>
       <w:r>
         <w:rPr>
@@ -13470,12 +13377,62 @@
         </w:rPr>
         <w:br/>
       </w:r>
-      <w:r>
+    </w:p>
+    <w:p>
+      <w:pPr>
         <w:rPr>
           <w:color w:val="1F4E79" w:themeColor="accent5" w:themeShade="80"/>
           <w:sz w:val="32"/>
           <w:szCs w:val="32"/>
-        </w:rPr>
+          <w:rtl/>
+        </w:rPr>
+      </w:pPr>
+    </w:p>
+    <w:p>
+      <w:pPr>
+        <w:rPr>
+          <w:color w:val="1F4E79" w:themeColor="accent5" w:themeShade="80"/>
+          <w:sz w:val="32"/>
+          <w:szCs w:val="32"/>
+          <w:rtl/>
+        </w:rPr>
+      </w:pPr>
+    </w:p>
+    <w:p>
+      <w:pPr>
+        <w:rPr>
+          <w:color w:val="1F4E79" w:themeColor="accent5" w:themeShade="80"/>
+          <w:sz w:val="32"/>
+          <w:szCs w:val="32"/>
+          <w:rtl/>
+        </w:rPr>
+      </w:pPr>
+    </w:p>
+    <w:p>
+      <w:pPr>
+        <w:rPr>
+          <w:color w:val="1F4E79" w:themeColor="accent5" w:themeShade="80"/>
+          <w:sz w:val="32"/>
+          <w:szCs w:val="32"/>
+          <w:rtl/>
+        </w:rPr>
+      </w:pPr>
+    </w:p>
+    <w:p>
+      <w:pPr>
+        <w:rPr>
+          <w:sz w:val="32"/>
+          <w:szCs w:val="32"/>
+          <w:rtl/>
+        </w:rPr>
+      </w:pPr>
+      <w:r>
+        <w:rPr>
+          <w:color w:val="1F4E79" w:themeColor="accent5" w:themeShade="80"/>
+          <w:sz w:val="32"/>
+          <w:szCs w:val="32"/>
+        </w:rPr>
+        <w:lastRenderedPageBreak/>
         <w:br/>
       </w:r>
       <w:hyperlink r:id="rId89" w:history="1">
@@ -13547,6 +13504,15 @@
     </w:p>
     <w:p>
       <w:pPr>
+        <w:rPr>
+          <w:sz w:val="32"/>
+          <w:szCs w:val="32"/>
+          <w:rtl/>
+        </w:rPr>
+      </w:pPr>
+    </w:p>
+    <w:p>
+      <w:pPr>
         <w:jc w:val="right"/>
         <w:rPr>
           <w:sz w:val="32"/>
@@ -13605,63 +13571,15 @@
           <w:szCs w:val="32"/>
           <w:rtl/>
         </w:rPr>
-        <w:t xml:space="preserve">يوضح مخطط تدفق البيانات كيفية انتقال البيانات بين المستخدم والنظام </w:t>
-      </w:r>
-      <w:proofErr w:type="spellStart"/>
-      <w:r>
-        <w:rPr>
-          <w:sz w:val="32"/>
-          <w:szCs w:val="32"/>
-          <w:rtl/>
-        </w:rPr>
-        <w:t>والأدمن</w:t>
-      </w:r>
-      <w:proofErr w:type="spellEnd"/>
-      <w:r>
-        <w:rPr>
-          <w:sz w:val="32"/>
-          <w:szCs w:val="32"/>
-          <w:rtl/>
-        </w:rPr>
-        <w:t xml:space="preserve"> والجهات المختصة</w:t>
-      </w:r>
-      <w:r>
-        <w:rPr>
-          <w:sz w:val="32"/>
-          <w:szCs w:val="32"/>
-        </w:rPr>
-        <w:t>.</w:t>
-      </w:r>
-    </w:p>
-    <w:p>
-      <w:pPr>
-        <w:jc w:val="right"/>
-        <w:rPr>
-          <w:sz w:val="32"/>
-          <w:szCs w:val="32"/>
-          <w:rtl/>
-        </w:rPr>
-      </w:pPr>
-    </w:p>
-    <w:p>
-      <w:pPr>
-        <w:jc w:val="right"/>
-        <w:rPr>
-          <w:sz w:val="32"/>
-          <w:szCs w:val="32"/>
-          <w:rtl/>
-        </w:rPr>
-      </w:pPr>
-    </w:p>
-    <w:p>
-      <w:pPr>
-        <w:jc w:val="right"/>
-        <w:rPr>
-          <w:sz w:val="32"/>
-          <w:szCs w:val="32"/>
-          <w:rtl/>
-        </w:rPr>
-      </w:pPr>
+        <w:t>يوضح مخطط تدفق البيانات كيفية انتقال البيانات بين المستخدم والنظام والأدمن والجهات المختصة</w:t>
+      </w:r>
+      <w:r>
+        <w:rPr>
+          <w:sz w:val="32"/>
+          <w:szCs w:val="32"/>
+        </w:rPr>
+        <w:t>.</w:t>
+      </w:r>
     </w:p>
     <w:p>
       <w:pPr>
@@ -13701,14 +13619,6 @@
         </w:rPr>
         <w:t>Context Diagram</w:t>
       </w:r>
-    </w:p>
-    <w:p>
-      <w:pPr>
-        <w:rPr>
-          <w:sz w:val="32"/>
-          <w:szCs w:val="32"/>
-        </w:rPr>
-      </w:pPr>
     </w:p>
     <w:p>
       <w:pPr>
@@ -13877,7 +13787,6 @@
         </w:rPr>
         <w:t xml:space="preserve">- </w:t>
       </w:r>
-      <w:proofErr w:type="spellStart"/>
       <w:r>
         <w:rPr>
           <w:sz w:val="32"/>
@@ -13886,7 +13795,6 @@
         </w:rPr>
         <w:t>الأدمن</w:t>
       </w:r>
-      <w:proofErr w:type="spellEnd"/>
       <w:r>
         <w:rPr>
           <w:sz w:val="32"/>
@@ -14162,10 +14070,10 @@
           <w14:ligatures w14:val="none"/>
         </w:rPr>
         <w:drawing>
-          <wp:inline distT="0" distB="0" distL="0" distR="0" wp14:anchorId="5B281D17" wp14:editId="71536779">
-            <wp:extent cx="5274310" cy="3983355"/>
-            <wp:effectExtent l="0" t="0" r="2540" b="0"/>
-            <wp:docPr id="889830710" name="صورة 1"/>
+          <wp:inline distT="0" distB="0" distL="0" distR="0" wp14:anchorId="57064F01" wp14:editId="22E0B7D2">
+            <wp:extent cx="5274310" cy="3942715"/>
+            <wp:effectExtent l="0" t="0" r="2540" b="635"/>
+            <wp:docPr id="479406954" name="صورة 1"/>
             <wp:cNvGraphicFramePr>
               <a:graphicFrameLocks xmlns:a="http://schemas.openxmlformats.org/drawingml/2006/main" noChangeAspect="1"/>
             </wp:cNvGraphicFramePr>
@@ -14173,7 +14081,7 @@
               <a:graphicData uri="http://schemas.openxmlformats.org/drawingml/2006/picture">
                 <pic:pic xmlns:pic="http://schemas.openxmlformats.org/drawingml/2006/picture">
                   <pic:nvPicPr>
-                    <pic:cNvPr id="889830710" name=""/>
+                    <pic:cNvPr id="479406954" name=""/>
                     <pic:cNvPicPr/>
                   </pic:nvPicPr>
                   <pic:blipFill>
@@ -14185,7 +14093,7 @@
                   <pic:spPr>
                     <a:xfrm>
                       <a:off x="0" y="0"/>
-                      <a:ext cx="5274310" cy="3983355"/>
+                      <a:ext cx="5274310" cy="3942715"/>
                     </a:xfrm>
                     <a:prstGeom prst="rect">
                       <a:avLst/>
@@ -14438,18 +14346,8 @@
           <w:szCs w:val="32"/>
           <w:rtl/>
         </w:rPr>
-        <w:t xml:space="preserve">مراجعة </w:t>
-      </w:r>
-      <w:proofErr w:type="spellStart"/>
-      <w:r>
-        <w:rPr>
-          <w:sz w:val="32"/>
-          <w:szCs w:val="32"/>
-          <w:rtl/>
-        </w:rPr>
-        <w:t>الأدمن</w:t>
-      </w:r>
-      <w:proofErr w:type="spellEnd"/>
+        <w:t>مراجعة الأدمن</w:t>
+      </w:r>
       <w:r>
         <w:rPr>
           <w:sz w:val="32"/>
@@ -14613,6 +14511,7 @@
           <w:sz w:val="32"/>
           <w:szCs w:val="32"/>
         </w:rPr>
+        <w:lastRenderedPageBreak/>
         <w:t xml:space="preserve"> .</w:t>
       </w:r>
       <w:r>
@@ -14680,9 +14579,9 @@
           <w:sz w:val="32"/>
           <w:szCs w:val="32"/>
         </w:rPr>
-        <w:lastRenderedPageBreak/>
-        <w:t>Detailed DFD -Level 2</w:t>
-      </w:r>
+        <w:t xml:space="preserve">Detailed DFD -Level </w:t>
+      </w:r>
+      <w:proofErr w:type="gramStart"/>
       <w:r>
         <w:rPr>
           <w:b/>
@@ -14691,8 +14590,19 @@
           <w:sz w:val="32"/>
           <w:szCs w:val="32"/>
         </w:rPr>
+        <w:t>2</w:t>
+      </w:r>
+      <w:r>
+        <w:rPr>
+          <w:b/>
+          <w:bCs/>
+          <w:color w:val="2F5496" w:themeColor="accent1" w:themeShade="BF"/>
+          <w:sz w:val="32"/>
+          <w:szCs w:val="32"/>
+        </w:rPr>
         <w:t xml:space="preserve"> :</w:t>
       </w:r>
+      <w:proofErr w:type="gramEnd"/>
     </w:p>
     <w:p>
       <w:pPr>
@@ -14701,7 +14611,6 @@
         </w:tabs>
         <w:jc w:val="right"/>
         <w:rPr>
-          <w:rFonts w:hint="cs"/>
           <w:b/>
           <w:bCs/>
           <w:color w:val="2F5496" w:themeColor="accent1" w:themeShade="BF"/>
@@ -14728,6 +14637,7 @@
         <w:rPr>
           <w:b/>
           <w:bCs/>
+          <w:noProof/>
           <w:color w:val="2F5496" w:themeColor="accent1" w:themeShade="BF"/>
           <w:sz w:val="32"/>
           <w:szCs w:val="32"/>
@@ -14789,7 +14699,6 @@
         </w:tabs>
         <w:jc w:val="right"/>
         <w:rPr>
-          <w:rFonts w:hint="cs"/>
           <w:b/>
           <w:bCs/>
           <w:color w:val="2F5496" w:themeColor="accent1" w:themeShade="BF"/>
@@ -14895,7 +14804,6 @@
           <w:sz w:val="32"/>
           <w:szCs w:val="32"/>
         </w:rPr>
-        <w:lastRenderedPageBreak/>
         <w:br/>
       </w:r>
       <w:hyperlink r:id="rId96" w:history="1">
@@ -15275,6 +15183,13 @@
           <w:szCs w:val="32"/>
         </w:rPr>
         <w:br/>
+      </w:r>
+      <w:r>
+        <w:rPr>
+          <w:sz w:val="32"/>
+          <w:szCs w:val="32"/>
+        </w:rPr>
+        <w:lastRenderedPageBreak/>
         <w:t xml:space="preserve">- </w:t>
       </w:r>
       <w:r>
@@ -15317,7 +15232,6 @@
           <w:rtl/>
         </w:rPr>
       </w:pPr>
-      <w:proofErr w:type="spellStart"/>
       <w:r>
         <w:rPr>
           <w:b/>
@@ -15327,10 +15241,8 @@
           <w:szCs w:val="32"/>
           <w:rtl/>
         </w:rPr>
-        <w:lastRenderedPageBreak/>
         <w:t>الأدمن</w:t>
       </w:r>
-      <w:proofErr w:type="spellEnd"/>
       <w:r>
         <w:rPr>
           <w:b/>
@@ -15987,7 +15899,6 @@
           <w:sz w:val="32"/>
           <w:szCs w:val="32"/>
         </w:rPr>
-        <w:lastRenderedPageBreak/>
         <w:t xml:space="preserve">Activity Diagram </w:t>
       </w:r>
     </w:p>
@@ -15998,31 +15909,19 @@
           <w:color w:val="2F5496" w:themeColor="accent1" w:themeShade="BF"/>
           <w:sz w:val="32"/>
           <w:szCs w:val="32"/>
-          <w:rtl/>
-        </w:rPr>
-      </w:pPr>
-    </w:p>
-    <w:p>
-      <w:pPr>
-        <w:jc w:val="right"/>
+        </w:rPr>
+      </w:pPr>
+      <w:r>
         <w:rPr>
           <w:color w:val="2F5496" w:themeColor="accent1" w:themeShade="BF"/>
           <w:sz w:val="32"/>
           <w:szCs w:val="32"/>
         </w:rPr>
-      </w:pPr>
-      <w:r>
-        <w:rPr>
-          <w:noProof/>
-          <w:color w:val="2F5496" w:themeColor="accent1" w:themeShade="BF"/>
-          <w:sz w:val="32"/>
-          <w:szCs w:val="32"/>
-        </w:rPr>
         <w:drawing>
-          <wp:inline distT="0" distB="0" distL="0" distR="0" wp14:anchorId="7B15ECA4" wp14:editId="501D1E2D">
+          <wp:inline distT="0" distB="0" distL="0" distR="0" wp14:anchorId="50E97315" wp14:editId="34C8FEDD">
             <wp:extent cx="5274310" cy="5744210"/>
             <wp:effectExtent l="0" t="0" r="2540" b="8890"/>
-            <wp:docPr id="1625989390" name="صورة 6"/>
+            <wp:docPr id="1237624317" name="صورة 2"/>
             <wp:cNvGraphicFramePr>
               <a:graphicFrameLocks xmlns:a="http://schemas.openxmlformats.org/drawingml/2006/main" noChangeAspect="1"/>
             </wp:cNvGraphicFramePr>
@@ -16030,7 +15929,7 @@
               <a:graphicData uri="http://schemas.openxmlformats.org/drawingml/2006/picture">
                 <pic:pic xmlns:pic="http://schemas.openxmlformats.org/drawingml/2006/picture">
                   <pic:nvPicPr>
-                    <pic:cNvPr id="0" name="Picture 20"/>
+                    <pic:cNvPr id="0" name="Picture 6"/>
                     <pic:cNvPicPr>
                       <a:picLocks noChangeAspect="1" noChangeArrowheads="1"/>
                     </pic:cNvPicPr>
@@ -16080,7 +15979,28 @@
     </w:p>
     <w:p>
       <w:pPr>
-        <w:rPr>
+        <w:jc w:val="right"/>
+        <w:rPr>
+          <w:color w:val="2F5496" w:themeColor="accent1" w:themeShade="BF"/>
+          <w:sz w:val="32"/>
+          <w:szCs w:val="32"/>
+        </w:rPr>
+      </w:pPr>
+    </w:p>
+    <w:p>
+      <w:pPr>
+        <w:jc w:val="right"/>
+        <w:rPr>
+          <w:color w:val="2F5496" w:themeColor="accent1" w:themeShade="BF"/>
+          <w:sz w:val="32"/>
+          <w:szCs w:val="32"/>
+        </w:rPr>
+      </w:pPr>
+    </w:p>
+    <w:p>
+      <w:pPr>
+        <w:rPr>
+          <w:rFonts w:hint="cs"/>
           <w:color w:val="000000" w:themeColor="text1"/>
           <w:sz w:val="32"/>
           <w:szCs w:val="32"/>
@@ -16096,27 +16016,6 @@
         </w:rPr>
         <w:t>يوضح مخطط النشاط تسلسل خطوات عملية الإبلاغ عن حادث سير منذ بدء المستخدم للبلاغ وتحديد الموقع وإدخال البيانات وإرفاق الصور، ثم التحقق من البلاغ وتحليل الصور واتخاذ القرار وإرسال البلاغ للجهة المختصة وتحديث حالة البلاغ</w:t>
       </w:r>
-    </w:p>
-    <w:p>
-      <w:pPr>
-        <w:jc w:val="right"/>
-        <w:rPr>
-          <w:color w:val="2F5496" w:themeColor="accent1" w:themeShade="BF"/>
-          <w:sz w:val="32"/>
-          <w:szCs w:val="32"/>
-          <w:rtl/>
-        </w:rPr>
-      </w:pPr>
-    </w:p>
-    <w:p>
-      <w:pPr>
-        <w:rPr>
-          <w:color w:val="2F5496" w:themeColor="accent1" w:themeShade="BF"/>
-          <w:sz w:val="32"/>
-          <w:szCs w:val="32"/>
-          <w:rtl/>
-        </w:rPr>
-      </w:pPr>
     </w:p>
     <w:p>
       <w:pPr>
@@ -16267,6 +16166,7 @@
         </w:rPr>
         <w:t xml:space="preserve"> </w:t>
       </w:r>
+      <w:proofErr w:type="gramStart"/>
       <w:r>
         <w:rPr>
           <w:b/>
@@ -16287,6 +16187,7 @@
         </w:rPr>
         <w:t xml:space="preserve"> :</w:t>
       </w:r>
+      <w:proofErr w:type="gramEnd"/>
     </w:p>
     <w:p>
       <w:pPr>
@@ -16329,21 +16230,12 @@
               <w:bidi w:val="0"/>
               <w:jc w:val="center"/>
             </w:pPr>
-            <w:proofErr w:type="spellStart"/>
             <w:r>
               <w:rPr>
                 <w:b/>
                 <w:sz w:val="20"/>
               </w:rPr>
-              <w:t>الاسم</w:t>
-            </w:r>
-            <w:proofErr w:type="spellEnd"/>
-            <w:r>
-              <w:rPr>
-                <w:b/>
-                <w:sz w:val="20"/>
-              </w:rPr>
-              <w:t xml:space="preserve"> (Name)</w:t>
+              <w:t>الاسم (Name)</w:t>
             </w:r>
           </w:p>
         </w:tc>
@@ -16360,21 +16252,12 @@
                 <w:rtl/>
               </w:rPr>
             </w:pPr>
-            <w:proofErr w:type="spellStart"/>
             <w:r>
               <w:rPr>
                 <w:b/>
                 <w:sz w:val="20"/>
               </w:rPr>
-              <w:t>النوع</w:t>
-            </w:r>
-            <w:proofErr w:type="spellEnd"/>
-            <w:r>
-              <w:rPr>
-                <w:b/>
-                <w:sz w:val="20"/>
-              </w:rPr>
-              <w:t xml:space="preserve"> (Type)</w:t>
+              <w:t>النوع (Type)</w:t>
             </w:r>
           </w:p>
         </w:tc>
@@ -16388,21 +16271,12 @@
             <w:pPr>
               <w:jc w:val="center"/>
             </w:pPr>
-            <w:proofErr w:type="spellStart"/>
             <w:r>
               <w:rPr>
                 <w:b/>
                 <w:sz w:val="20"/>
               </w:rPr>
-              <w:t>الشرح</w:t>
-            </w:r>
-            <w:proofErr w:type="spellEnd"/>
-            <w:r>
-              <w:rPr>
-                <w:b/>
-                <w:sz w:val="20"/>
-              </w:rPr>
-              <w:t xml:space="preserve"> (Description)</w:t>
+              <w:t>الشرح (Description)</w:t>
             </w:r>
           </w:p>
         </w:tc>
@@ -16416,21 +16290,12 @@
             <w:pPr>
               <w:jc w:val="center"/>
             </w:pPr>
-            <w:proofErr w:type="spellStart"/>
             <w:r>
               <w:rPr>
                 <w:b/>
                 <w:sz w:val="20"/>
               </w:rPr>
-              <w:t>مثال</w:t>
-            </w:r>
-            <w:proofErr w:type="spellEnd"/>
-            <w:r>
-              <w:rPr>
-                <w:b/>
-                <w:sz w:val="20"/>
-              </w:rPr>
-              <w:t xml:space="preserve"> (Example)</w:t>
+              <w:t>مثال (Example)</w:t>
             </w:r>
           </w:p>
         </w:tc>
@@ -16448,14 +16313,12 @@
             <w:pPr>
               <w:jc w:val="right"/>
             </w:pPr>
-            <w:proofErr w:type="spellStart"/>
             <w:r>
               <w:rPr>
                 <w:sz w:val="18"/>
               </w:rPr>
               <w:t>User_ID</w:t>
             </w:r>
-            <w:proofErr w:type="spellEnd"/>
           </w:p>
         </w:tc>
         <w:tc>
@@ -16481,89 +16344,11 @@
             <w:vAlign w:val="center"/>
           </w:tcPr>
           <w:p>
-            <w:proofErr w:type="spellStart"/>
             <w:r>
               <w:rPr>
                 <w:sz w:val="18"/>
               </w:rPr>
-              <w:t>معرّف</w:t>
-            </w:r>
-            <w:proofErr w:type="spellEnd"/>
-            <w:r>
-              <w:rPr>
-                <w:sz w:val="18"/>
-              </w:rPr>
-              <w:t xml:space="preserve"> </w:t>
-            </w:r>
-            <w:proofErr w:type="spellStart"/>
-            <w:r>
-              <w:rPr>
-                <w:sz w:val="18"/>
-              </w:rPr>
-              <w:t>فريد</w:t>
-            </w:r>
-            <w:proofErr w:type="spellEnd"/>
-            <w:r>
-              <w:rPr>
-                <w:sz w:val="18"/>
-              </w:rPr>
-              <w:t xml:space="preserve"> </w:t>
-            </w:r>
-            <w:proofErr w:type="spellStart"/>
-            <w:r>
-              <w:rPr>
-                <w:sz w:val="18"/>
-              </w:rPr>
-              <w:t>لكل</w:t>
-            </w:r>
-            <w:proofErr w:type="spellEnd"/>
-            <w:r>
-              <w:rPr>
-                <w:sz w:val="18"/>
-              </w:rPr>
-              <w:t xml:space="preserve"> </w:t>
-            </w:r>
-            <w:proofErr w:type="spellStart"/>
-            <w:r>
-              <w:rPr>
-                <w:sz w:val="18"/>
-              </w:rPr>
-              <w:t>مستخدم</w:t>
-            </w:r>
-            <w:proofErr w:type="spellEnd"/>
-            <w:r>
-              <w:rPr>
-                <w:sz w:val="18"/>
-              </w:rPr>
-              <w:t xml:space="preserve"> </w:t>
-            </w:r>
-            <w:proofErr w:type="spellStart"/>
-            <w:r>
-              <w:rPr>
-                <w:sz w:val="18"/>
-              </w:rPr>
-              <w:t>في</w:t>
-            </w:r>
-            <w:proofErr w:type="spellEnd"/>
-            <w:r>
-              <w:rPr>
-                <w:sz w:val="18"/>
-              </w:rPr>
-              <w:t xml:space="preserve"> </w:t>
-            </w:r>
-            <w:proofErr w:type="spellStart"/>
-            <w:r>
-              <w:rPr>
-                <w:sz w:val="18"/>
-              </w:rPr>
-              <w:t>النظام</w:t>
-            </w:r>
-            <w:proofErr w:type="spellEnd"/>
-            <w:r>
-              <w:rPr>
-                <w:sz w:val="18"/>
-              </w:rPr>
-              <w:t>.</w:t>
+              <w:t>معرّف فريد لكل مستخدم في النظام.</w:t>
             </w:r>
           </w:p>
         </w:tc>
@@ -16599,14 +16384,12 @@
             <w:pPr>
               <w:jc w:val="right"/>
             </w:pPr>
-            <w:proofErr w:type="spellStart"/>
             <w:r>
               <w:rPr>
                 <w:sz w:val="18"/>
               </w:rPr>
               <w:t>Full_Name</w:t>
             </w:r>
-            <w:proofErr w:type="spellEnd"/>
           </w:p>
         </w:tc>
         <w:tc>
@@ -16618,11 +16401,19 @@
             <w:pPr>
               <w:jc w:val="right"/>
             </w:pPr>
+            <w:proofErr w:type="gramStart"/>
             <w:r>
               <w:rPr>
                 <w:sz w:val="18"/>
               </w:rPr>
-              <w:t>VARCHAR(100)</w:t>
+              <w:t>VARCHAR(</w:t>
+            </w:r>
+            <w:proofErr w:type="gramEnd"/>
+            <w:r>
+              <w:rPr>
+                <w:sz w:val="18"/>
+              </w:rPr>
+              <w:t>100)</w:t>
             </w:r>
           </w:p>
         </w:tc>
@@ -16632,47 +16423,11 @@
             <w:vAlign w:val="center"/>
           </w:tcPr>
           <w:p>
-            <w:proofErr w:type="spellStart"/>
             <w:r>
               <w:rPr>
                 <w:sz w:val="18"/>
               </w:rPr>
-              <w:t>الاسم</w:t>
-            </w:r>
-            <w:proofErr w:type="spellEnd"/>
-            <w:r>
-              <w:rPr>
-                <w:sz w:val="18"/>
-              </w:rPr>
-              <w:t xml:space="preserve"> </w:t>
-            </w:r>
-            <w:proofErr w:type="spellStart"/>
-            <w:r>
-              <w:rPr>
-                <w:sz w:val="18"/>
-              </w:rPr>
-              <w:t>الكامل</w:t>
-            </w:r>
-            <w:proofErr w:type="spellEnd"/>
-            <w:r>
-              <w:rPr>
-                <w:sz w:val="18"/>
-              </w:rPr>
-              <w:t xml:space="preserve"> </w:t>
-            </w:r>
-            <w:proofErr w:type="spellStart"/>
-            <w:r>
-              <w:rPr>
-                <w:sz w:val="18"/>
-              </w:rPr>
-              <w:t>للمستخدم</w:t>
-            </w:r>
-            <w:proofErr w:type="spellEnd"/>
-            <w:r>
-              <w:rPr>
-                <w:sz w:val="18"/>
-              </w:rPr>
-              <w:t>.</w:t>
+              <w:t>الاسم الكامل للمستخدم.</w:t>
             </w:r>
           </w:p>
         </w:tc>
@@ -16682,28 +16437,12 @@
             <w:vAlign w:val="center"/>
           </w:tcPr>
           <w:p>
-            <w:proofErr w:type="spellStart"/>
             <w:r>
               <w:rPr>
                 <w:sz w:val="18"/>
               </w:rPr>
-              <w:t>أحمد</w:t>
+              <w:t>أحمد علي</w:t>
             </w:r>
-            <w:proofErr w:type="spellEnd"/>
-            <w:r>
-              <w:rPr>
-                <w:sz w:val="18"/>
-              </w:rPr>
-              <w:t xml:space="preserve"> </w:t>
-            </w:r>
-            <w:proofErr w:type="spellStart"/>
-            <w:r>
-              <w:rPr>
-                <w:sz w:val="18"/>
-              </w:rPr>
-              <w:t>علي</w:t>
-            </w:r>
-            <w:proofErr w:type="spellEnd"/>
           </w:p>
         </w:tc>
       </w:tr>
@@ -16737,11 +16476,19 @@
             <w:pPr>
               <w:jc w:val="right"/>
             </w:pPr>
+            <w:proofErr w:type="gramStart"/>
             <w:r>
               <w:rPr>
                 <w:sz w:val="18"/>
               </w:rPr>
-              <w:t>VARCHAR(100)</w:t>
+              <w:t>VARCHAR(</w:t>
+            </w:r>
+            <w:proofErr w:type="gramEnd"/>
+            <w:r>
+              <w:rPr>
+                <w:sz w:val="18"/>
+              </w:rPr>
+              <w:t>100)</w:t>
             </w:r>
           </w:p>
         </w:tc>
@@ -16751,103 +16498,11 @@
             <w:vAlign w:val="center"/>
           </w:tcPr>
           <w:p>
-            <w:proofErr w:type="spellStart"/>
             <w:r>
               <w:rPr>
                 <w:sz w:val="18"/>
               </w:rPr>
-              <w:t>البريد</w:t>
-            </w:r>
-            <w:proofErr w:type="spellEnd"/>
-            <w:r>
-              <w:rPr>
-                <w:sz w:val="18"/>
-              </w:rPr>
-              <w:t xml:space="preserve"> </w:t>
-            </w:r>
-            <w:proofErr w:type="spellStart"/>
-            <w:r>
-              <w:rPr>
-                <w:sz w:val="18"/>
-              </w:rPr>
-              <w:t>الإلكتروني</w:t>
-            </w:r>
-            <w:proofErr w:type="spellEnd"/>
-            <w:r>
-              <w:rPr>
-                <w:sz w:val="18"/>
-              </w:rPr>
-              <w:t xml:space="preserve"> </w:t>
-            </w:r>
-            <w:proofErr w:type="spellStart"/>
-            <w:r>
-              <w:rPr>
-                <w:sz w:val="18"/>
-              </w:rPr>
-              <w:t>المستخدم</w:t>
-            </w:r>
-            <w:proofErr w:type="spellEnd"/>
-            <w:r>
-              <w:rPr>
-                <w:sz w:val="18"/>
-              </w:rPr>
-              <w:t xml:space="preserve"> </w:t>
-            </w:r>
-            <w:proofErr w:type="spellStart"/>
-            <w:r>
-              <w:rPr>
-                <w:sz w:val="18"/>
-              </w:rPr>
-              <w:t>لإنشاء</w:t>
-            </w:r>
-            <w:proofErr w:type="spellEnd"/>
-            <w:r>
-              <w:rPr>
-                <w:sz w:val="18"/>
-              </w:rPr>
-              <w:t xml:space="preserve"> </w:t>
-            </w:r>
-            <w:proofErr w:type="spellStart"/>
-            <w:r>
-              <w:rPr>
-                <w:sz w:val="18"/>
-              </w:rPr>
-              <w:t>الحساب</w:t>
-            </w:r>
-            <w:proofErr w:type="spellEnd"/>
-            <w:r>
-              <w:rPr>
-                <w:sz w:val="18"/>
-              </w:rPr>
-              <w:t xml:space="preserve"> </w:t>
-            </w:r>
-            <w:proofErr w:type="spellStart"/>
-            <w:r>
-              <w:rPr>
-                <w:sz w:val="18"/>
-              </w:rPr>
-              <w:t>وتسجيل</w:t>
-            </w:r>
-            <w:proofErr w:type="spellEnd"/>
-            <w:r>
-              <w:rPr>
-                <w:sz w:val="18"/>
-              </w:rPr>
-              <w:t xml:space="preserve"> </w:t>
-            </w:r>
-            <w:proofErr w:type="spellStart"/>
-            <w:r>
-              <w:rPr>
-                <w:sz w:val="18"/>
-              </w:rPr>
-              <w:t>الدخول</w:t>
-            </w:r>
-            <w:proofErr w:type="spellEnd"/>
-            <w:r>
-              <w:rPr>
-                <w:sz w:val="18"/>
-              </w:rPr>
-              <w:t>.</w:t>
+              <w:t>البريد الإلكتروني المستخدم لإنشاء الحساب وتسجيل الدخول.</w:t>
             </w:r>
           </w:p>
         </w:tc>
@@ -16899,11 +16554,19 @@
             <w:pPr>
               <w:jc w:val="right"/>
             </w:pPr>
+            <w:proofErr w:type="gramStart"/>
             <w:r>
               <w:rPr>
                 <w:sz w:val="18"/>
               </w:rPr>
-              <w:t>VARCHAR(255)</w:t>
+              <w:t>VARCHAR(</w:t>
+            </w:r>
+            <w:proofErr w:type="gramEnd"/>
+            <w:r>
+              <w:rPr>
+                <w:sz w:val="18"/>
+              </w:rPr>
+              <w:t>255)</w:t>
             </w:r>
           </w:p>
         </w:tc>
@@ -16913,103 +16576,11 @@
             <w:vAlign w:val="center"/>
           </w:tcPr>
           <w:p>
-            <w:proofErr w:type="spellStart"/>
             <w:r>
               <w:rPr>
                 <w:sz w:val="18"/>
               </w:rPr>
-              <w:t>كلمة</w:t>
-            </w:r>
-            <w:proofErr w:type="spellEnd"/>
-            <w:r>
-              <w:rPr>
-                <w:sz w:val="18"/>
-              </w:rPr>
-              <w:t xml:space="preserve"> </w:t>
-            </w:r>
-            <w:proofErr w:type="spellStart"/>
-            <w:r>
-              <w:rPr>
-                <w:sz w:val="18"/>
-              </w:rPr>
-              <w:t>المرور</w:t>
-            </w:r>
-            <w:proofErr w:type="spellEnd"/>
-            <w:r>
-              <w:rPr>
-                <w:sz w:val="18"/>
-              </w:rPr>
-              <w:t xml:space="preserve"> </w:t>
-            </w:r>
-            <w:proofErr w:type="spellStart"/>
-            <w:r>
-              <w:rPr>
-                <w:sz w:val="18"/>
-              </w:rPr>
-              <w:t>المستخدمة</w:t>
-            </w:r>
-            <w:proofErr w:type="spellEnd"/>
-            <w:r>
-              <w:rPr>
-                <w:sz w:val="18"/>
-              </w:rPr>
-              <w:t xml:space="preserve"> </w:t>
-            </w:r>
-            <w:proofErr w:type="spellStart"/>
-            <w:r>
-              <w:rPr>
-                <w:sz w:val="18"/>
-              </w:rPr>
-              <w:t>للتحقق</w:t>
-            </w:r>
-            <w:proofErr w:type="spellEnd"/>
-            <w:r>
-              <w:rPr>
-                <w:sz w:val="18"/>
-              </w:rPr>
-              <w:t xml:space="preserve"> </w:t>
-            </w:r>
-            <w:proofErr w:type="spellStart"/>
-            <w:r>
-              <w:rPr>
-                <w:sz w:val="18"/>
-              </w:rPr>
-              <w:t>من</w:t>
-            </w:r>
-            <w:proofErr w:type="spellEnd"/>
-            <w:r>
-              <w:rPr>
-                <w:sz w:val="18"/>
-              </w:rPr>
-              <w:t xml:space="preserve"> </w:t>
-            </w:r>
-            <w:proofErr w:type="spellStart"/>
-            <w:r>
-              <w:rPr>
-                <w:sz w:val="18"/>
-              </w:rPr>
-              <w:t>هوية</w:t>
-            </w:r>
-            <w:proofErr w:type="spellEnd"/>
-            <w:r>
-              <w:rPr>
-                <w:sz w:val="18"/>
-              </w:rPr>
-              <w:t xml:space="preserve"> </w:t>
-            </w:r>
-            <w:proofErr w:type="spellStart"/>
-            <w:r>
-              <w:rPr>
-                <w:sz w:val="18"/>
-              </w:rPr>
-              <w:t>المستخدم</w:t>
-            </w:r>
-            <w:proofErr w:type="spellEnd"/>
-            <w:r>
-              <w:rPr>
-                <w:sz w:val="18"/>
-              </w:rPr>
-              <w:t>.</w:t>
+              <w:t>كلمة المرور المستخدمة للتحقق من هوية المستخدم.</w:t>
             </w:r>
           </w:p>
         </w:tc>
@@ -17061,11 +16632,19 @@
             <w:pPr>
               <w:jc w:val="right"/>
             </w:pPr>
+            <w:proofErr w:type="gramStart"/>
             <w:r>
               <w:rPr>
                 <w:sz w:val="18"/>
               </w:rPr>
-              <w:t>VARCHAR(20)</w:t>
+              <w:t>VARCHAR(</w:t>
+            </w:r>
+            <w:proofErr w:type="gramEnd"/>
+            <w:r>
+              <w:rPr>
+                <w:sz w:val="18"/>
+              </w:rPr>
+              <w:t>20)</w:t>
             </w:r>
           </w:p>
         </w:tc>
@@ -17075,75 +16654,11 @@
             <w:vAlign w:val="center"/>
           </w:tcPr>
           <w:p>
-            <w:proofErr w:type="spellStart"/>
             <w:r>
               <w:rPr>
                 <w:sz w:val="18"/>
               </w:rPr>
-              <w:t>رقم</w:t>
-            </w:r>
-            <w:proofErr w:type="spellEnd"/>
-            <w:r>
-              <w:rPr>
-                <w:sz w:val="18"/>
-              </w:rPr>
-              <w:t xml:space="preserve"> </w:t>
-            </w:r>
-            <w:proofErr w:type="spellStart"/>
-            <w:r>
-              <w:rPr>
-                <w:sz w:val="18"/>
-              </w:rPr>
-              <w:t>هاتف</w:t>
-            </w:r>
-            <w:proofErr w:type="spellEnd"/>
-            <w:r>
-              <w:rPr>
-                <w:sz w:val="18"/>
-              </w:rPr>
-              <w:t xml:space="preserve"> </w:t>
-            </w:r>
-            <w:proofErr w:type="spellStart"/>
-            <w:r>
-              <w:rPr>
-                <w:sz w:val="18"/>
-              </w:rPr>
-              <w:t>المستخدم</w:t>
-            </w:r>
-            <w:proofErr w:type="spellEnd"/>
-            <w:r>
-              <w:rPr>
-                <w:sz w:val="18"/>
-              </w:rPr>
-              <w:t xml:space="preserve"> </w:t>
-            </w:r>
-            <w:proofErr w:type="spellStart"/>
-            <w:r>
-              <w:rPr>
-                <w:sz w:val="18"/>
-              </w:rPr>
-              <w:t>للتواصل</w:t>
-            </w:r>
-            <w:proofErr w:type="spellEnd"/>
-            <w:r>
-              <w:rPr>
-                <w:sz w:val="18"/>
-              </w:rPr>
-              <w:t xml:space="preserve"> </w:t>
-            </w:r>
-            <w:proofErr w:type="spellStart"/>
-            <w:r>
-              <w:rPr>
-                <w:sz w:val="18"/>
-              </w:rPr>
-              <w:t>معه</w:t>
-            </w:r>
-            <w:proofErr w:type="spellEnd"/>
-            <w:r>
-              <w:rPr>
-                <w:sz w:val="18"/>
-              </w:rPr>
-              <w:t>.</w:t>
+              <w:t>رقم هاتف المستخدم للتواصل معه.</w:t>
             </w:r>
           </w:p>
         </w:tc>
@@ -17195,11 +16710,19 @@
             <w:pPr>
               <w:jc w:val="right"/>
             </w:pPr>
+            <w:proofErr w:type="gramStart"/>
             <w:r>
               <w:rPr>
                 <w:sz w:val="18"/>
               </w:rPr>
-              <w:t>VARCHAR(200)</w:t>
+              <w:t>VARCHAR(</w:t>
+            </w:r>
+            <w:proofErr w:type="gramEnd"/>
+            <w:r>
+              <w:rPr>
+                <w:sz w:val="18"/>
+              </w:rPr>
+              <w:t>200)</w:t>
             </w:r>
           </w:p>
         </w:tc>
@@ -17209,103 +16732,11 @@
             <w:vAlign w:val="center"/>
           </w:tcPr>
           <w:p>
-            <w:proofErr w:type="spellStart"/>
             <w:r>
               <w:rPr>
                 <w:sz w:val="18"/>
               </w:rPr>
-              <w:t>عنوان</w:t>
-            </w:r>
-            <w:proofErr w:type="spellEnd"/>
-            <w:r>
-              <w:rPr>
-                <w:sz w:val="18"/>
-              </w:rPr>
-              <w:t xml:space="preserve"> </w:t>
-            </w:r>
-            <w:proofErr w:type="spellStart"/>
-            <w:r>
-              <w:rPr>
-                <w:sz w:val="18"/>
-              </w:rPr>
-              <w:t>إقامة</w:t>
-            </w:r>
-            <w:proofErr w:type="spellEnd"/>
-            <w:r>
-              <w:rPr>
-                <w:sz w:val="18"/>
-              </w:rPr>
-              <w:t xml:space="preserve"> </w:t>
-            </w:r>
-            <w:proofErr w:type="spellStart"/>
-            <w:r>
-              <w:rPr>
-                <w:sz w:val="18"/>
-              </w:rPr>
-              <w:t>المستخدم</w:t>
-            </w:r>
-            <w:proofErr w:type="spellEnd"/>
-            <w:r>
-              <w:rPr>
-                <w:sz w:val="18"/>
-              </w:rPr>
-              <w:t xml:space="preserve"> </w:t>
-            </w:r>
-            <w:proofErr w:type="spellStart"/>
-            <w:r>
-              <w:rPr>
-                <w:sz w:val="18"/>
-              </w:rPr>
-              <w:t>أو</w:t>
-            </w:r>
-            <w:proofErr w:type="spellEnd"/>
-            <w:r>
-              <w:rPr>
-                <w:sz w:val="18"/>
-              </w:rPr>
-              <w:t xml:space="preserve"> </w:t>
-            </w:r>
-            <w:proofErr w:type="spellStart"/>
-            <w:r>
-              <w:rPr>
-                <w:sz w:val="18"/>
-              </w:rPr>
-              <w:t>عنوان</w:t>
-            </w:r>
-            <w:proofErr w:type="spellEnd"/>
-            <w:r>
-              <w:rPr>
-                <w:sz w:val="18"/>
-              </w:rPr>
-              <w:t xml:space="preserve"> </w:t>
-            </w:r>
-            <w:proofErr w:type="spellStart"/>
-            <w:r>
-              <w:rPr>
-                <w:sz w:val="18"/>
-              </w:rPr>
-              <w:t>التواصل</w:t>
-            </w:r>
-            <w:proofErr w:type="spellEnd"/>
-            <w:r>
-              <w:rPr>
-                <w:sz w:val="18"/>
-              </w:rPr>
-              <w:t xml:space="preserve"> </w:t>
-            </w:r>
-            <w:proofErr w:type="spellStart"/>
-            <w:r>
-              <w:rPr>
-                <w:sz w:val="18"/>
-              </w:rPr>
-              <w:t>معه</w:t>
-            </w:r>
-            <w:proofErr w:type="spellEnd"/>
-            <w:r>
-              <w:rPr>
-                <w:sz w:val="18"/>
-              </w:rPr>
-              <w:t>.</w:t>
+              <w:t>عنوان إقامة المستخدم أو عنوان التواصل معه.</w:t>
             </w:r>
           </w:p>
         </w:tc>
@@ -17315,28 +16746,12 @@
             <w:vAlign w:val="center"/>
           </w:tcPr>
           <w:p>
-            <w:proofErr w:type="spellStart"/>
             <w:r>
               <w:rPr>
                 <w:sz w:val="18"/>
               </w:rPr>
-              <w:t>صنعاء</w:t>
+              <w:t>صنعاء، اليمن</w:t>
             </w:r>
-            <w:proofErr w:type="spellEnd"/>
-            <w:r>
-              <w:rPr>
-                <w:sz w:val="18"/>
-              </w:rPr>
-              <w:t xml:space="preserve">، </w:t>
-            </w:r>
-            <w:proofErr w:type="spellStart"/>
-            <w:r>
-              <w:rPr>
-                <w:sz w:val="18"/>
-              </w:rPr>
-              <w:t>اليمن</w:t>
-            </w:r>
-            <w:proofErr w:type="spellEnd"/>
           </w:p>
         </w:tc>
       </w:tr>
@@ -17370,11 +16785,19 @@
             <w:pPr>
               <w:jc w:val="right"/>
             </w:pPr>
+            <w:proofErr w:type="gramStart"/>
             <w:r>
               <w:rPr>
                 <w:sz w:val="18"/>
               </w:rPr>
-              <w:t>VARCHAR(30)</w:t>
+              <w:t>VARCHAR(</w:t>
+            </w:r>
+            <w:proofErr w:type="gramEnd"/>
+            <w:r>
+              <w:rPr>
+                <w:sz w:val="18"/>
+              </w:rPr>
+              <w:t>30)</w:t>
             </w:r>
           </w:p>
         </w:tc>
@@ -17384,89 +16807,11 @@
             <w:vAlign w:val="center"/>
           </w:tcPr>
           <w:p>
-            <w:proofErr w:type="spellStart"/>
             <w:r>
               <w:rPr>
                 <w:sz w:val="18"/>
               </w:rPr>
-              <w:t>يحدد</w:t>
-            </w:r>
-            <w:proofErr w:type="spellEnd"/>
-            <w:r>
-              <w:rPr>
-                <w:sz w:val="18"/>
-              </w:rPr>
-              <w:t xml:space="preserve"> </w:t>
-            </w:r>
-            <w:proofErr w:type="spellStart"/>
-            <w:r>
-              <w:rPr>
-                <w:sz w:val="18"/>
-              </w:rPr>
-              <w:t>صلاحية</w:t>
-            </w:r>
-            <w:proofErr w:type="spellEnd"/>
-            <w:r>
-              <w:rPr>
-                <w:sz w:val="18"/>
-              </w:rPr>
-              <w:t xml:space="preserve"> </w:t>
-            </w:r>
-            <w:proofErr w:type="spellStart"/>
-            <w:r>
-              <w:rPr>
-                <w:sz w:val="18"/>
-              </w:rPr>
-              <w:t>ونوع</w:t>
-            </w:r>
-            <w:proofErr w:type="spellEnd"/>
-            <w:r>
-              <w:rPr>
-                <w:sz w:val="18"/>
-              </w:rPr>
-              <w:t xml:space="preserve"> </w:t>
-            </w:r>
-            <w:proofErr w:type="spellStart"/>
-            <w:r>
-              <w:rPr>
-                <w:sz w:val="18"/>
-              </w:rPr>
-              <w:t>المستخدم</w:t>
-            </w:r>
-            <w:proofErr w:type="spellEnd"/>
-            <w:r>
-              <w:rPr>
-                <w:sz w:val="18"/>
-              </w:rPr>
-              <w:t xml:space="preserve"> </w:t>
-            </w:r>
-            <w:proofErr w:type="spellStart"/>
-            <w:r>
-              <w:rPr>
-                <w:sz w:val="18"/>
-              </w:rPr>
-              <w:t>داخل</w:t>
-            </w:r>
-            <w:proofErr w:type="spellEnd"/>
-            <w:r>
-              <w:rPr>
-                <w:sz w:val="18"/>
-              </w:rPr>
-              <w:t xml:space="preserve"> </w:t>
-            </w:r>
-            <w:proofErr w:type="spellStart"/>
-            <w:r>
-              <w:rPr>
-                <w:sz w:val="18"/>
-              </w:rPr>
-              <w:t>النظام</w:t>
-            </w:r>
-            <w:proofErr w:type="spellEnd"/>
-            <w:r>
-              <w:rPr>
-                <w:sz w:val="18"/>
-              </w:rPr>
-              <w:t>.</w:t>
+              <w:t>يحدد صلاحية ونوع المستخدم داخل النظام.</w:t>
             </w:r>
           </w:p>
         </w:tc>
@@ -17530,21 +16875,12 @@
             <w:pPr>
               <w:jc w:val="center"/>
             </w:pPr>
-            <w:proofErr w:type="spellStart"/>
             <w:r>
               <w:rPr>
                 <w:b/>
                 <w:sz w:val="20"/>
               </w:rPr>
-              <w:t>الاسم</w:t>
-            </w:r>
-            <w:proofErr w:type="spellEnd"/>
-            <w:r>
-              <w:rPr>
-                <w:b/>
-                <w:sz w:val="20"/>
-              </w:rPr>
-              <w:t xml:space="preserve"> (Name)</w:t>
+              <w:t>الاسم (Name)</w:t>
             </w:r>
           </w:p>
         </w:tc>
@@ -17558,21 +16894,12 @@
             <w:pPr>
               <w:jc w:val="center"/>
             </w:pPr>
-            <w:proofErr w:type="spellStart"/>
             <w:r>
               <w:rPr>
                 <w:b/>
                 <w:sz w:val="20"/>
               </w:rPr>
-              <w:t>النوع</w:t>
-            </w:r>
-            <w:proofErr w:type="spellEnd"/>
-            <w:r>
-              <w:rPr>
-                <w:b/>
-                <w:sz w:val="20"/>
-              </w:rPr>
-              <w:t xml:space="preserve"> (Type)</w:t>
+              <w:t>النوع (Type)</w:t>
             </w:r>
           </w:p>
         </w:tc>
@@ -17589,21 +16916,12 @@
                 <w:rtl/>
               </w:rPr>
             </w:pPr>
-            <w:proofErr w:type="spellStart"/>
             <w:r>
               <w:rPr>
                 <w:b/>
                 <w:sz w:val="20"/>
               </w:rPr>
-              <w:t>الشرح</w:t>
-            </w:r>
-            <w:proofErr w:type="spellEnd"/>
-            <w:r>
-              <w:rPr>
-                <w:b/>
-                <w:sz w:val="20"/>
-              </w:rPr>
-              <w:t xml:space="preserve"> (Description)</w:t>
+              <w:t>الشرح (Description)</w:t>
             </w:r>
           </w:p>
         </w:tc>
@@ -17617,21 +16935,12 @@
             <w:pPr>
               <w:jc w:val="center"/>
             </w:pPr>
-            <w:proofErr w:type="spellStart"/>
             <w:r>
               <w:rPr>
                 <w:b/>
                 <w:sz w:val="20"/>
               </w:rPr>
-              <w:t>مثال</w:t>
-            </w:r>
-            <w:proofErr w:type="spellEnd"/>
-            <w:r>
-              <w:rPr>
-                <w:b/>
-                <w:sz w:val="20"/>
-              </w:rPr>
-              <w:t xml:space="preserve"> (Example)</w:t>
+              <w:t>مثال (Example)</w:t>
             </w:r>
           </w:p>
         </w:tc>
@@ -17649,14 +16958,12 @@
             <w:pPr>
               <w:jc w:val="right"/>
             </w:pPr>
-            <w:proofErr w:type="spellStart"/>
             <w:r>
               <w:rPr>
                 <w:sz w:val="18"/>
               </w:rPr>
               <w:t>Accident_ID</w:t>
             </w:r>
-            <w:proofErr w:type="spellEnd"/>
           </w:p>
         </w:tc>
         <w:tc>
@@ -17682,75 +16989,11 @@
             <w:vAlign w:val="center"/>
           </w:tcPr>
           <w:p>
-            <w:proofErr w:type="spellStart"/>
             <w:r>
               <w:rPr>
                 <w:sz w:val="18"/>
               </w:rPr>
-              <w:t>معرّف</w:t>
-            </w:r>
-            <w:proofErr w:type="spellEnd"/>
-            <w:r>
-              <w:rPr>
-                <w:sz w:val="18"/>
-              </w:rPr>
-              <w:t xml:space="preserve"> </w:t>
-            </w:r>
-            <w:proofErr w:type="spellStart"/>
-            <w:r>
-              <w:rPr>
-                <w:sz w:val="18"/>
-              </w:rPr>
-              <w:t>فريد</w:t>
-            </w:r>
-            <w:proofErr w:type="spellEnd"/>
-            <w:r>
-              <w:rPr>
-                <w:sz w:val="18"/>
-              </w:rPr>
-              <w:t xml:space="preserve"> </w:t>
-            </w:r>
-            <w:proofErr w:type="spellStart"/>
-            <w:r>
-              <w:rPr>
-                <w:sz w:val="18"/>
-              </w:rPr>
-              <w:t>لكل</w:t>
-            </w:r>
-            <w:proofErr w:type="spellEnd"/>
-            <w:r>
-              <w:rPr>
-                <w:sz w:val="18"/>
-              </w:rPr>
-              <w:t xml:space="preserve"> </w:t>
-            </w:r>
-            <w:proofErr w:type="spellStart"/>
-            <w:r>
-              <w:rPr>
-                <w:sz w:val="18"/>
-              </w:rPr>
-              <w:t>حادث</w:t>
-            </w:r>
-            <w:proofErr w:type="spellEnd"/>
-            <w:r>
-              <w:rPr>
-                <w:sz w:val="18"/>
-              </w:rPr>
-              <w:t xml:space="preserve"> </w:t>
-            </w:r>
-            <w:proofErr w:type="spellStart"/>
-            <w:r>
-              <w:rPr>
-                <w:sz w:val="18"/>
-              </w:rPr>
-              <w:t>سير</w:t>
-            </w:r>
-            <w:proofErr w:type="spellEnd"/>
-            <w:r>
-              <w:rPr>
-                <w:sz w:val="18"/>
-              </w:rPr>
-              <w:t>.</w:t>
+              <w:t>معرّف فريد لكل حادث سير.</w:t>
             </w:r>
           </w:p>
         </w:tc>
@@ -17785,14 +17028,12 @@
             <w:pPr>
               <w:jc w:val="right"/>
             </w:pPr>
-            <w:proofErr w:type="spellStart"/>
             <w:r>
               <w:rPr>
                 <w:sz w:val="18"/>
               </w:rPr>
               <w:t>Accident_Date</w:t>
             </w:r>
-            <w:proofErr w:type="spellEnd"/>
           </w:p>
         </w:tc>
         <w:tc>
@@ -17818,89 +17059,11 @@
             <w:vAlign w:val="center"/>
           </w:tcPr>
           <w:p>
-            <w:proofErr w:type="spellStart"/>
             <w:r>
               <w:rPr>
                 <w:sz w:val="18"/>
               </w:rPr>
-              <w:t>التاريخ</w:t>
-            </w:r>
-            <w:proofErr w:type="spellEnd"/>
-            <w:r>
-              <w:rPr>
-                <w:sz w:val="18"/>
-              </w:rPr>
-              <w:t xml:space="preserve"> </w:t>
-            </w:r>
-            <w:proofErr w:type="spellStart"/>
-            <w:r>
-              <w:rPr>
-                <w:sz w:val="18"/>
-              </w:rPr>
-              <w:t>الذي</w:t>
-            </w:r>
-            <w:proofErr w:type="spellEnd"/>
-            <w:r>
-              <w:rPr>
-                <w:sz w:val="18"/>
-              </w:rPr>
-              <w:t xml:space="preserve"> </w:t>
-            </w:r>
-            <w:proofErr w:type="spellStart"/>
-            <w:r>
-              <w:rPr>
-                <w:sz w:val="18"/>
-              </w:rPr>
-              <w:t>وقع</w:t>
-            </w:r>
-            <w:proofErr w:type="spellEnd"/>
-            <w:r>
-              <w:rPr>
-                <w:sz w:val="18"/>
-              </w:rPr>
-              <w:t xml:space="preserve"> </w:t>
-            </w:r>
-            <w:proofErr w:type="spellStart"/>
-            <w:r>
-              <w:rPr>
-                <w:sz w:val="18"/>
-              </w:rPr>
-              <w:t>فيه</w:t>
-            </w:r>
-            <w:proofErr w:type="spellEnd"/>
-            <w:r>
-              <w:rPr>
-                <w:sz w:val="18"/>
-              </w:rPr>
-              <w:t xml:space="preserve"> </w:t>
-            </w:r>
-            <w:proofErr w:type="spellStart"/>
-            <w:r>
-              <w:rPr>
-                <w:sz w:val="18"/>
-              </w:rPr>
-              <w:t>حادث</w:t>
-            </w:r>
-            <w:proofErr w:type="spellEnd"/>
-            <w:r>
-              <w:rPr>
-                <w:sz w:val="18"/>
-              </w:rPr>
-              <w:t xml:space="preserve"> </w:t>
-            </w:r>
-            <w:proofErr w:type="spellStart"/>
-            <w:r>
-              <w:rPr>
-                <w:sz w:val="18"/>
-              </w:rPr>
-              <w:t>السير</w:t>
-            </w:r>
-            <w:proofErr w:type="spellEnd"/>
-            <w:r>
-              <w:rPr>
-                <w:sz w:val="18"/>
-              </w:rPr>
-              <w:t>.</w:t>
+              <w:t>التاريخ الذي وقع فيه حادث السير.</w:t>
             </w:r>
           </w:p>
         </w:tc>
@@ -17935,14 +17098,12 @@
             <w:pPr>
               <w:jc w:val="right"/>
             </w:pPr>
-            <w:proofErr w:type="spellStart"/>
             <w:r>
               <w:rPr>
                 <w:sz w:val="18"/>
               </w:rPr>
               <w:t>Accident_Time</w:t>
             </w:r>
-            <w:proofErr w:type="spellEnd"/>
           </w:p>
         </w:tc>
         <w:tc>
@@ -17968,89 +17129,11 @@
             <w:vAlign w:val="center"/>
           </w:tcPr>
           <w:p>
-            <w:proofErr w:type="spellStart"/>
             <w:r>
               <w:rPr>
                 <w:sz w:val="18"/>
               </w:rPr>
-              <w:t>الوقت</w:t>
-            </w:r>
-            <w:proofErr w:type="spellEnd"/>
-            <w:r>
-              <w:rPr>
-                <w:sz w:val="18"/>
-              </w:rPr>
-              <w:t xml:space="preserve"> </w:t>
-            </w:r>
-            <w:proofErr w:type="spellStart"/>
-            <w:r>
-              <w:rPr>
-                <w:sz w:val="18"/>
-              </w:rPr>
-              <w:t>الذي</w:t>
-            </w:r>
-            <w:proofErr w:type="spellEnd"/>
-            <w:r>
-              <w:rPr>
-                <w:sz w:val="18"/>
-              </w:rPr>
-              <w:t xml:space="preserve"> </w:t>
-            </w:r>
-            <w:proofErr w:type="spellStart"/>
-            <w:r>
-              <w:rPr>
-                <w:sz w:val="18"/>
-              </w:rPr>
-              <w:t>وقع</w:t>
-            </w:r>
-            <w:proofErr w:type="spellEnd"/>
-            <w:r>
-              <w:rPr>
-                <w:sz w:val="18"/>
-              </w:rPr>
-              <w:t xml:space="preserve"> </w:t>
-            </w:r>
-            <w:proofErr w:type="spellStart"/>
-            <w:r>
-              <w:rPr>
-                <w:sz w:val="18"/>
-              </w:rPr>
-              <w:t>فيه</w:t>
-            </w:r>
-            <w:proofErr w:type="spellEnd"/>
-            <w:r>
-              <w:rPr>
-                <w:sz w:val="18"/>
-              </w:rPr>
-              <w:t xml:space="preserve"> </w:t>
-            </w:r>
-            <w:proofErr w:type="spellStart"/>
-            <w:r>
-              <w:rPr>
-                <w:sz w:val="18"/>
-              </w:rPr>
-              <w:t>حادث</w:t>
-            </w:r>
-            <w:proofErr w:type="spellEnd"/>
-            <w:r>
-              <w:rPr>
-                <w:sz w:val="18"/>
-              </w:rPr>
-              <w:t xml:space="preserve"> </w:t>
-            </w:r>
-            <w:proofErr w:type="spellStart"/>
-            <w:r>
-              <w:rPr>
-                <w:sz w:val="18"/>
-              </w:rPr>
-              <w:t>السير</w:t>
-            </w:r>
-            <w:proofErr w:type="spellEnd"/>
-            <w:r>
-              <w:rPr>
-                <w:sz w:val="18"/>
-              </w:rPr>
-              <w:t>.</w:t>
+              <w:t>الوقت الذي وقع فيه حادث السير.</w:t>
             </w:r>
           </w:p>
         </w:tc>
@@ -18102,11 +17185,19 @@
             <w:pPr>
               <w:jc w:val="right"/>
             </w:pPr>
+            <w:proofErr w:type="gramStart"/>
             <w:r>
               <w:rPr>
                 <w:sz w:val="18"/>
               </w:rPr>
-              <w:t>VARCHAR(200)</w:t>
+              <w:t>VARCHAR(</w:t>
+            </w:r>
+            <w:proofErr w:type="gramEnd"/>
+            <w:r>
+              <w:rPr>
+                <w:sz w:val="18"/>
+              </w:rPr>
+              <w:t>200)</w:t>
             </w:r>
           </w:p>
         </w:tc>
@@ -18116,75 +17207,11 @@
             <w:vAlign w:val="center"/>
           </w:tcPr>
           <w:p>
-            <w:proofErr w:type="spellStart"/>
             <w:r>
               <w:rPr>
                 <w:sz w:val="18"/>
               </w:rPr>
-              <w:t>الموقع</w:t>
-            </w:r>
-            <w:proofErr w:type="spellEnd"/>
-            <w:r>
-              <w:rPr>
-                <w:sz w:val="18"/>
-              </w:rPr>
-              <w:t xml:space="preserve"> </w:t>
-            </w:r>
-            <w:proofErr w:type="spellStart"/>
-            <w:r>
-              <w:rPr>
-                <w:sz w:val="18"/>
-              </w:rPr>
-              <w:t>الذي</w:t>
-            </w:r>
-            <w:proofErr w:type="spellEnd"/>
-            <w:r>
-              <w:rPr>
-                <w:sz w:val="18"/>
-              </w:rPr>
-              <w:t xml:space="preserve"> </w:t>
-            </w:r>
-            <w:proofErr w:type="spellStart"/>
-            <w:r>
-              <w:rPr>
-                <w:sz w:val="18"/>
-              </w:rPr>
-              <w:t>وقع</w:t>
-            </w:r>
-            <w:proofErr w:type="spellEnd"/>
-            <w:r>
-              <w:rPr>
-                <w:sz w:val="18"/>
-              </w:rPr>
-              <w:t xml:space="preserve"> </w:t>
-            </w:r>
-            <w:proofErr w:type="spellStart"/>
-            <w:r>
-              <w:rPr>
-                <w:sz w:val="18"/>
-              </w:rPr>
-              <w:t>فيه</w:t>
-            </w:r>
-            <w:proofErr w:type="spellEnd"/>
-            <w:r>
-              <w:rPr>
-                <w:sz w:val="18"/>
-              </w:rPr>
-              <w:t xml:space="preserve"> </w:t>
-            </w:r>
-            <w:proofErr w:type="spellStart"/>
-            <w:r>
-              <w:rPr>
-                <w:sz w:val="18"/>
-              </w:rPr>
-              <w:t>الحادث</w:t>
-            </w:r>
-            <w:proofErr w:type="spellEnd"/>
-            <w:r>
-              <w:rPr>
-                <w:sz w:val="18"/>
-              </w:rPr>
-              <w:t>.</w:t>
+              <w:t>الموقع الذي وقع فيه الحادث.</w:t>
             </w:r>
           </w:p>
         </w:tc>
@@ -18194,28 +17221,12 @@
             <w:vAlign w:val="center"/>
           </w:tcPr>
           <w:p>
-            <w:proofErr w:type="spellStart"/>
             <w:r>
               <w:rPr>
                 <w:sz w:val="18"/>
               </w:rPr>
-              <w:t>شارع</w:t>
+              <w:t>شارع الزبيري</w:t>
             </w:r>
-            <w:proofErr w:type="spellEnd"/>
-            <w:r>
-              <w:rPr>
-                <w:sz w:val="18"/>
-              </w:rPr>
-              <w:t xml:space="preserve"> </w:t>
-            </w:r>
-            <w:proofErr w:type="spellStart"/>
-            <w:r>
-              <w:rPr>
-                <w:sz w:val="18"/>
-              </w:rPr>
-              <w:t>الزبيري</w:t>
-            </w:r>
-            <w:proofErr w:type="spellEnd"/>
           </w:p>
         </w:tc>
       </w:tr>
@@ -18232,14 +17243,12 @@
             <w:pPr>
               <w:jc w:val="right"/>
             </w:pPr>
-            <w:proofErr w:type="spellStart"/>
             <w:r>
               <w:rPr>
                 <w:sz w:val="18"/>
               </w:rPr>
               <w:t>Accident_Type</w:t>
             </w:r>
-            <w:proofErr w:type="spellEnd"/>
           </w:p>
         </w:tc>
         <w:tc>
@@ -18251,11 +17260,19 @@
             <w:pPr>
               <w:jc w:val="right"/>
             </w:pPr>
+            <w:proofErr w:type="gramStart"/>
             <w:r>
               <w:rPr>
                 <w:sz w:val="18"/>
               </w:rPr>
-              <w:t>VARCHAR(50)</w:t>
+              <w:t>VARCHAR(</w:t>
+            </w:r>
+            <w:proofErr w:type="gramEnd"/>
+            <w:r>
+              <w:rPr>
+                <w:sz w:val="18"/>
+              </w:rPr>
+              <w:t>50)</w:t>
             </w:r>
           </w:p>
         </w:tc>
@@ -18265,47 +17282,11 @@
             <w:vAlign w:val="center"/>
           </w:tcPr>
           <w:p>
-            <w:proofErr w:type="spellStart"/>
             <w:r>
               <w:rPr>
                 <w:sz w:val="18"/>
               </w:rPr>
-              <w:t>نوع</w:t>
-            </w:r>
-            <w:proofErr w:type="spellEnd"/>
-            <w:r>
-              <w:rPr>
-                <w:sz w:val="18"/>
-              </w:rPr>
-              <w:t xml:space="preserve"> </w:t>
-            </w:r>
-            <w:proofErr w:type="spellStart"/>
-            <w:r>
-              <w:rPr>
-                <w:sz w:val="18"/>
-              </w:rPr>
-              <w:t>حادث</w:t>
-            </w:r>
-            <w:proofErr w:type="spellEnd"/>
-            <w:r>
-              <w:rPr>
-                <w:sz w:val="18"/>
-              </w:rPr>
-              <w:t xml:space="preserve"> </w:t>
-            </w:r>
-            <w:proofErr w:type="spellStart"/>
-            <w:r>
-              <w:rPr>
-                <w:sz w:val="18"/>
-              </w:rPr>
-              <w:t>السير</w:t>
-            </w:r>
-            <w:proofErr w:type="spellEnd"/>
-            <w:r>
-              <w:rPr>
-                <w:sz w:val="18"/>
-              </w:rPr>
-              <w:t>.</w:t>
+              <w:t>نوع حادث السير.</w:t>
             </w:r>
           </w:p>
         </w:tc>
@@ -18315,28 +17296,12 @@
             <w:vAlign w:val="center"/>
           </w:tcPr>
           <w:p>
-            <w:proofErr w:type="spellStart"/>
             <w:r>
               <w:rPr>
                 <w:sz w:val="18"/>
               </w:rPr>
-              <w:t>تصادم</w:t>
+              <w:t>تصادم مركبتين</w:t>
             </w:r>
-            <w:proofErr w:type="spellEnd"/>
-            <w:r>
-              <w:rPr>
-                <w:sz w:val="18"/>
-              </w:rPr>
-              <w:t xml:space="preserve"> </w:t>
-            </w:r>
-            <w:proofErr w:type="spellStart"/>
-            <w:r>
-              <w:rPr>
-                <w:sz w:val="18"/>
-              </w:rPr>
-              <w:t>مركبتين</w:t>
-            </w:r>
-            <w:proofErr w:type="spellEnd"/>
           </w:p>
         </w:tc>
       </w:tr>
@@ -18384,89 +17349,11 @@
             <w:vAlign w:val="center"/>
           </w:tcPr>
           <w:p>
-            <w:proofErr w:type="spellStart"/>
             <w:r>
               <w:rPr>
                 <w:sz w:val="18"/>
               </w:rPr>
-              <w:t>وصف</w:t>
-            </w:r>
-            <w:proofErr w:type="spellEnd"/>
-            <w:r>
-              <w:rPr>
-                <w:sz w:val="18"/>
-              </w:rPr>
-              <w:t xml:space="preserve"> </w:t>
-            </w:r>
-            <w:proofErr w:type="spellStart"/>
-            <w:r>
-              <w:rPr>
-                <w:sz w:val="18"/>
-              </w:rPr>
-              <w:t>تفصيلي</w:t>
-            </w:r>
-            <w:proofErr w:type="spellEnd"/>
-            <w:r>
-              <w:rPr>
-                <w:sz w:val="18"/>
-              </w:rPr>
-              <w:t xml:space="preserve"> </w:t>
-            </w:r>
-            <w:proofErr w:type="spellStart"/>
-            <w:r>
-              <w:rPr>
-                <w:sz w:val="18"/>
-              </w:rPr>
-              <w:t>لما</w:t>
-            </w:r>
-            <w:proofErr w:type="spellEnd"/>
-            <w:r>
-              <w:rPr>
-                <w:sz w:val="18"/>
-              </w:rPr>
-              <w:t xml:space="preserve"> </w:t>
-            </w:r>
-            <w:proofErr w:type="spellStart"/>
-            <w:r>
-              <w:rPr>
-                <w:sz w:val="18"/>
-              </w:rPr>
-              <w:t>حدث</w:t>
-            </w:r>
-            <w:proofErr w:type="spellEnd"/>
-            <w:r>
-              <w:rPr>
-                <w:sz w:val="18"/>
-              </w:rPr>
-              <w:t xml:space="preserve"> </w:t>
-            </w:r>
-            <w:proofErr w:type="spellStart"/>
-            <w:r>
-              <w:rPr>
-                <w:sz w:val="18"/>
-              </w:rPr>
-              <w:t>في</w:t>
-            </w:r>
-            <w:proofErr w:type="spellEnd"/>
-            <w:r>
-              <w:rPr>
-                <w:sz w:val="18"/>
-              </w:rPr>
-              <w:t xml:space="preserve"> </w:t>
-            </w:r>
-            <w:proofErr w:type="spellStart"/>
-            <w:r>
-              <w:rPr>
-                <w:sz w:val="18"/>
-              </w:rPr>
-              <w:t>الحادث</w:t>
-            </w:r>
-            <w:proofErr w:type="spellEnd"/>
-            <w:r>
-              <w:rPr>
-                <w:sz w:val="18"/>
-              </w:rPr>
-              <w:t>.</w:t>
+              <w:t>وصف تفصيلي لما حدث في الحادث.</w:t>
             </w:r>
           </w:p>
         </w:tc>
@@ -18476,75 +17363,11 @@
             <w:vAlign w:val="center"/>
           </w:tcPr>
           <w:p>
-            <w:proofErr w:type="spellStart"/>
             <w:r>
               <w:rPr>
                 <w:sz w:val="18"/>
               </w:rPr>
-              <w:t>تصادمت</w:t>
-            </w:r>
-            <w:proofErr w:type="spellEnd"/>
-            <w:r>
-              <w:rPr>
-                <w:sz w:val="18"/>
-              </w:rPr>
-              <w:t xml:space="preserve"> </w:t>
-            </w:r>
-            <w:proofErr w:type="spellStart"/>
-            <w:r>
-              <w:rPr>
-                <w:sz w:val="18"/>
-              </w:rPr>
-              <w:t>مركبتان</w:t>
-            </w:r>
-            <w:proofErr w:type="spellEnd"/>
-            <w:r>
-              <w:rPr>
-                <w:sz w:val="18"/>
-              </w:rPr>
-              <w:t xml:space="preserve"> </w:t>
-            </w:r>
-            <w:proofErr w:type="spellStart"/>
-            <w:r>
-              <w:rPr>
-                <w:sz w:val="18"/>
-              </w:rPr>
-              <w:t>عند</w:t>
-            </w:r>
-            <w:proofErr w:type="spellEnd"/>
-            <w:r>
-              <w:rPr>
-                <w:sz w:val="18"/>
-              </w:rPr>
-              <w:t xml:space="preserve"> </w:t>
-            </w:r>
-            <w:proofErr w:type="spellStart"/>
-            <w:r>
-              <w:rPr>
-                <w:sz w:val="18"/>
-              </w:rPr>
-              <w:t>أحد</w:t>
-            </w:r>
-            <w:proofErr w:type="spellEnd"/>
-            <w:r>
-              <w:rPr>
-                <w:sz w:val="18"/>
-              </w:rPr>
-              <w:t xml:space="preserve"> </w:t>
-            </w:r>
-            <w:proofErr w:type="spellStart"/>
-            <w:r>
-              <w:rPr>
-                <w:sz w:val="18"/>
-              </w:rPr>
-              <w:t>التقاطعات</w:t>
-            </w:r>
-            <w:proofErr w:type="spellEnd"/>
-            <w:r>
-              <w:rPr>
-                <w:sz w:val="18"/>
-              </w:rPr>
-              <w:t>.</w:t>
+              <w:t>تصادمت مركبتان عند أحد التقاطعات.</w:t>
             </w:r>
           </w:p>
         </w:tc>
@@ -18579,11 +17402,19 @@
             <w:pPr>
               <w:jc w:val="right"/>
             </w:pPr>
+            <w:proofErr w:type="gramStart"/>
             <w:r>
               <w:rPr>
                 <w:sz w:val="18"/>
               </w:rPr>
-              <w:t>VARCHAR(30)</w:t>
+              <w:t>VARCHAR(</w:t>
+            </w:r>
+            <w:proofErr w:type="gramEnd"/>
+            <w:r>
+              <w:rPr>
+                <w:sz w:val="18"/>
+              </w:rPr>
+              <w:t>30)</w:t>
             </w:r>
           </w:p>
         </w:tc>
@@ -18593,75 +17424,11 @@
             <w:vAlign w:val="center"/>
           </w:tcPr>
           <w:p>
-            <w:proofErr w:type="spellStart"/>
             <w:r>
               <w:rPr>
                 <w:sz w:val="18"/>
               </w:rPr>
-              <w:t>درجة</w:t>
-            </w:r>
-            <w:proofErr w:type="spellEnd"/>
-            <w:r>
-              <w:rPr>
-                <w:sz w:val="18"/>
-              </w:rPr>
-              <w:t xml:space="preserve"> </w:t>
-            </w:r>
-            <w:proofErr w:type="spellStart"/>
-            <w:r>
-              <w:rPr>
-                <w:sz w:val="18"/>
-              </w:rPr>
-              <w:t>أو</w:t>
-            </w:r>
-            <w:proofErr w:type="spellEnd"/>
-            <w:r>
-              <w:rPr>
-                <w:sz w:val="18"/>
-              </w:rPr>
-              <w:t xml:space="preserve"> </w:t>
-            </w:r>
-            <w:proofErr w:type="spellStart"/>
-            <w:r>
-              <w:rPr>
-                <w:sz w:val="18"/>
-              </w:rPr>
-              <w:t>مستوى</w:t>
-            </w:r>
-            <w:proofErr w:type="spellEnd"/>
-            <w:r>
-              <w:rPr>
-                <w:sz w:val="18"/>
-              </w:rPr>
-              <w:t xml:space="preserve"> </w:t>
-            </w:r>
-            <w:proofErr w:type="spellStart"/>
-            <w:r>
-              <w:rPr>
-                <w:sz w:val="18"/>
-              </w:rPr>
-              <w:t>خطورة</w:t>
-            </w:r>
-            <w:proofErr w:type="spellEnd"/>
-            <w:r>
-              <w:rPr>
-                <w:sz w:val="18"/>
-              </w:rPr>
-              <w:t xml:space="preserve"> </w:t>
-            </w:r>
-            <w:proofErr w:type="spellStart"/>
-            <w:r>
-              <w:rPr>
-                <w:sz w:val="18"/>
-              </w:rPr>
-              <w:t>الحادث</w:t>
-            </w:r>
-            <w:proofErr w:type="spellEnd"/>
-            <w:r>
-              <w:rPr>
-                <w:sz w:val="18"/>
-              </w:rPr>
-              <w:t>.</w:t>
+              <w:t>درجة أو مستوى خطورة الحادث.</w:t>
             </w:r>
           </w:p>
         </w:tc>
@@ -18671,14 +17438,12 @@
             <w:vAlign w:val="center"/>
           </w:tcPr>
           <w:p>
-            <w:proofErr w:type="spellStart"/>
             <w:r>
               <w:rPr>
                 <w:sz w:val="18"/>
               </w:rPr>
               <w:t>خطير</w:t>
             </w:r>
-            <w:proofErr w:type="spellEnd"/>
           </w:p>
         </w:tc>
       </w:tr>
@@ -18723,21 +17488,12 @@
             <w:pPr>
               <w:jc w:val="center"/>
             </w:pPr>
-            <w:proofErr w:type="spellStart"/>
             <w:r>
               <w:rPr>
                 <w:b/>
                 <w:sz w:val="20"/>
               </w:rPr>
-              <w:t>الاسم</w:t>
-            </w:r>
-            <w:proofErr w:type="spellEnd"/>
-            <w:r>
-              <w:rPr>
-                <w:b/>
-                <w:sz w:val="20"/>
-              </w:rPr>
-              <w:t xml:space="preserve"> (Name)</w:t>
+              <w:t>الاسم (Name)</w:t>
             </w:r>
           </w:p>
         </w:tc>
@@ -18751,21 +17507,12 @@
             <w:pPr>
               <w:jc w:val="center"/>
             </w:pPr>
-            <w:proofErr w:type="spellStart"/>
             <w:r>
               <w:rPr>
                 <w:b/>
                 <w:sz w:val="20"/>
               </w:rPr>
-              <w:t>النوع</w:t>
-            </w:r>
-            <w:proofErr w:type="spellEnd"/>
-            <w:r>
-              <w:rPr>
-                <w:b/>
-                <w:sz w:val="20"/>
-              </w:rPr>
-              <w:t xml:space="preserve"> (Type)</w:t>
+              <w:t>النوع (Type)</w:t>
             </w:r>
           </w:p>
         </w:tc>
@@ -18782,21 +17529,12 @@
                 <w:rtl/>
               </w:rPr>
             </w:pPr>
-            <w:proofErr w:type="spellStart"/>
             <w:r>
               <w:rPr>
                 <w:b/>
                 <w:sz w:val="20"/>
               </w:rPr>
-              <w:t>الشرح</w:t>
-            </w:r>
-            <w:proofErr w:type="spellEnd"/>
-            <w:r>
-              <w:rPr>
-                <w:b/>
-                <w:sz w:val="20"/>
-              </w:rPr>
-              <w:t xml:space="preserve"> (Description)</w:t>
+              <w:t>الشرح (Description)</w:t>
             </w:r>
           </w:p>
         </w:tc>
@@ -18810,21 +17548,12 @@
             <w:pPr>
               <w:jc w:val="center"/>
             </w:pPr>
-            <w:proofErr w:type="spellStart"/>
             <w:r>
               <w:rPr>
                 <w:b/>
                 <w:sz w:val="20"/>
               </w:rPr>
-              <w:t>مثال</w:t>
-            </w:r>
-            <w:proofErr w:type="spellEnd"/>
-            <w:r>
-              <w:rPr>
-                <w:b/>
-                <w:sz w:val="20"/>
-              </w:rPr>
-              <w:t xml:space="preserve"> (Example)</w:t>
+              <w:t>مثال (Example)</w:t>
             </w:r>
           </w:p>
         </w:tc>
@@ -18842,14 +17571,12 @@
             <w:pPr>
               <w:jc w:val="right"/>
             </w:pPr>
-            <w:proofErr w:type="spellStart"/>
             <w:r>
               <w:rPr>
                 <w:sz w:val="18"/>
               </w:rPr>
               <w:t>Injured_ID</w:t>
             </w:r>
-            <w:proofErr w:type="spellEnd"/>
           </w:p>
         </w:tc>
         <w:tc>
@@ -18875,75 +17602,11 @@
             <w:vAlign w:val="center"/>
           </w:tcPr>
           <w:p>
-            <w:proofErr w:type="spellStart"/>
             <w:r>
               <w:rPr>
                 <w:sz w:val="18"/>
               </w:rPr>
-              <w:t>معرّف</w:t>
-            </w:r>
-            <w:proofErr w:type="spellEnd"/>
-            <w:r>
-              <w:rPr>
-                <w:sz w:val="18"/>
-              </w:rPr>
-              <w:t xml:space="preserve"> </w:t>
-            </w:r>
-            <w:proofErr w:type="spellStart"/>
-            <w:r>
-              <w:rPr>
-                <w:sz w:val="18"/>
-              </w:rPr>
-              <w:t>فريد</w:t>
-            </w:r>
-            <w:proofErr w:type="spellEnd"/>
-            <w:r>
-              <w:rPr>
-                <w:sz w:val="18"/>
-              </w:rPr>
-              <w:t xml:space="preserve"> </w:t>
-            </w:r>
-            <w:proofErr w:type="spellStart"/>
-            <w:r>
-              <w:rPr>
-                <w:sz w:val="18"/>
-              </w:rPr>
-              <w:t>لكل</w:t>
-            </w:r>
-            <w:proofErr w:type="spellEnd"/>
-            <w:r>
-              <w:rPr>
-                <w:sz w:val="18"/>
-              </w:rPr>
-              <w:t xml:space="preserve"> </w:t>
-            </w:r>
-            <w:proofErr w:type="spellStart"/>
-            <w:r>
-              <w:rPr>
-                <w:sz w:val="18"/>
-              </w:rPr>
-              <w:t>شخص</w:t>
-            </w:r>
-            <w:proofErr w:type="spellEnd"/>
-            <w:r>
-              <w:rPr>
-                <w:sz w:val="18"/>
-              </w:rPr>
-              <w:t xml:space="preserve"> </w:t>
-            </w:r>
-            <w:proofErr w:type="spellStart"/>
-            <w:r>
-              <w:rPr>
-                <w:sz w:val="18"/>
-              </w:rPr>
-              <w:t>مصاب</w:t>
-            </w:r>
-            <w:proofErr w:type="spellEnd"/>
-            <w:r>
-              <w:rPr>
-                <w:sz w:val="18"/>
-              </w:rPr>
-              <w:t>.</w:t>
+              <w:t>معرّف فريد لكل شخص مصاب.</w:t>
             </w:r>
           </w:p>
         </w:tc>
@@ -18978,14 +17641,12 @@
             <w:pPr>
               <w:jc w:val="right"/>
             </w:pPr>
-            <w:proofErr w:type="spellStart"/>
             <w:r>
               <w:rPr>
                 <w:sz w:val="18"/>
               </w:rPr>
               <w:t>Accident_ID</w:t>
             </w:r>
-            <w:proofErr w:type="spellEnd"/>
           </w:p>
         </w:tc>
         <w:tc>
@@ -19011,75 +17672,11 @@
             <w:vAlign w:val="center"/>
           </w:tcPr>
           <w:p>
-            <w:proofErr w:type="spellStart"/>
             <w:r>
               <w:rPr>
                 <w:sz w:val="18"/>
               </w:rPr>
-              <w:t>معرّف</w:t>
-            </w:r>
-            <w:proofErr w:type="spellEnd"/>
-            <w:r>
-              <w:rPr>
-                <w:sz w:val="18"/>
-              </w:rPr>
-              <w:t xml:space="preserve"> </w:t>
-            </w:r>
-            <w:proofErr w:type="spellStart"/>
-            <w:r>
-              <w:rPr>
-                <w:sz w:val="18"/>
-              </w:rPr>
-              <w:t>الحادث</w:t>
-            </w:r>
-            <w:proofErr w:type="spellEnd"/>
-            <w:r>
-              <w:rPr>
-                <w:sz w:val="18"/>
-              </w:rPr>
-              <w:t xml:space="preserve"> </w:t>
-            </w:r>
-            <w:proofErr w:type="spellStart"/>
-            <w:r>
-              <w:rPr>
-                <w:sz w:val="18"/>
-              </w:rPr>
-              <w:t>المرتبط</w:t>
-            </w:r>
-            <w:proofErr w:type="spellEnd"/>
-            <w:r>
-              <w:rPr>
-                <w:sz w:val="18"/>
-              </w:rPr>
-              <w:t xml:space="preserve"> </w:t>
-            </w:r>
-            <w:proofErr w:type="spellStart"/>
-            <w:r>
-              <w:rPr>
-                <w:sz w:val="18"/>
-              </w:rPr>
-              <w:t>بالشخص</w:t>
-            </w:r>
-            <w:proofErr w:type="spellEnd"/>
-            <w:r>
-              <w:rPr>
-                <w:sz w:val="18"/>
-              </w:rPr>
-              <w:t xml:space="preserve"> </w:t>
-            </w:r>
-            <w:proofErr w:type="spellStart"/>
-            <w:r>
-              <w:rPr>
-                <w:sz w:val="18"/>
-              </w:rPr>
-              <w:t>المصاب</w:t>
-            </w:r>
-            <w:proofErr w:type="spellEnd"/>
-            <w:r>
-              <w:rPr>
-                <w:sz w:val="18"/>
-              </w:rPr>
-              <w:t>.</w:t>
+              <w:t>معرّف الحادث المرتبط بالشخص المصاب.</w:t>
             </w:r>
           </w:p>
         </w:tc>
@@ -19114,14 +17711,12 @@
             <w:pPr>
               <w:jc w:val="right"/>
             </w:pPr>
-            <w:proofErr w:type="spellStart"/>
             <w:r>
               <w:rPr>
                 <w:sz w:val="18"/>
               </w:rPr>
               <w:t>Full_Name</w:t>
             </w:r>
-            <w:proofErr w:type="spellEnd"/>
           </w:p>
         </w:tc>
         <w:tc>
@@ -19133,11 +17728,19 @@
             <w:pPr>
               <w:jc w:val="right"/>
             </w:pPr>
+            <w:proofErr w:type="gramStart"/>
             <w:r>
               <w:rPr>
                 <w:sz w:val="18"/>
               </w:rPr>
-              <w:t>VARCHAR(100)</w:t>
+              <w:t>VARCHAR(</w:t>
+            </w:r>
+            <w:proofErr w:type="gramEnd"/>
+            <w:r>
+              <w:rPr>
+                <w:sz w:val="18"/>
+              </w:rPr>
+              <w:t>100)</w:t>
             </w:r>
           </w:p>
         </w:tc>
@@ -19147,61 +17750,11 @@
             <w:vAlign w:val="center"/>
           </w:tcPr>
           <w:p>
-            <w:proofErr w:type="spellStart"/>
             <w:r>
               <w:rPr>
                 <w:sz w:val="18"/>
               </w:rPr>
-              <w:t>الاسم</w:t>
-            </w:r>
-            <w:proofErr w:type="spellEnd"/>
-            <w:r>
-              <w:rPr>
-                <w:sz w:val="18"/>
-              </w:rPr>
-              <w:t xml:space="preserve"> </w:t>
-            </w:r>
-            <w:proofErr w:type="spellStart"/>
-            <w:r>
-              <w:rPr>
-                <w:sz w:val="18"/>
-              </w:rPr>
-              <w:t>الكامل</w:t>
-            </w:r>
-            <w:proofErr w:type="spellEnd"/>
-            <w:r>
-              <w:rPr>
-                <w:sz w:val="18"/>
-              </w:rPr>
-              <w:t xml:space="preserve"> </w:t>
-            </w:r>
-            <w:proofErr w:type="spellStart"/>
-            <w:r>
-              <w:rPr>
-                <w:sz w:val="18"/>
-              </w:rPr>
-              <w:t>للشخص</w:t>
-            </w:r>
-            <w:proofErr w:type="spellEnd"/>
-            <w:r>
-              <w:rPr>
-                <w:sz w:val="18"/>
-              </w:rPr>
-              <w:t xml:space="preserve"> </w:t>
-            </w:r>
-            <w:proofErr w:type="spellStart"/>
-            <w:r>
-              <w:rPr>
-                <w:sz w:val="18"/>
-              </w:rPr>
-              <w:t>المصاب</w:t>
-            </w:r>
-            <w:proofErr w:type="spellEnd"/>
-            <w:r>
-              <w:rPr>
-                <w:sz w:val="18"/>
-              </w:rPr>
-              <w:t>.</w:t>
+              <w:t>الاسم الكامل للشخص المصاب.</w:t>
             </w:r>
           </w:p>
         </w:tc>
@@ -19211,28 +17764,12 @@
             <w:vAlign w:val="center"/>
           </w:tcPr>
           <w:p>
-            <w:proofErr w:type="spellStart"/>
             <w:r>
               <w:rPr>
                 <w:sz w:val="18"/>
               </w:rPr>
-              <w:t>محمد</w:t>
+              <w:t>محمد حسن</w:t>
             </w:r>
-            <w:proofErr w:type="spellEnd"/>
-            <w:r>
-              <w:rPr>
-                <w:sz w:val="18"/>
-              </w:rPr>
-              <w:t xml:space="preserve"> </w:t>
-            </w:r>
-            <w:proofErr w:type="spellStart"/>
-            <w:r>
-              <w:rPr>
-                <w:sz w:val="18"/>
-              </w:rPr>
-              <w:t>حسن</w:t>
-            </w:r>
-            <w:proofErr w:type="spellEnd"/>
           </w:p>
         </w:tc>
       </w:tr>
@@ -19280,47 +17817,11 @@
             <w:vAlign w:val="center"/>
           </w:tcPr>
           <w:p>
-            <w:proofErr w:type="spellStart"/>
             <w:r>
               <w:rPr>
                 <w:sz w:val="18"/>
               </w:rPr>
-              <w:t>عمر</w:t>
-            </w:r>
-            <w:proofErr w:type="spellEnd"/>
-            <w:r>
-              <w:rPr>
-                <w:sz w:val="18"/>
-              </w:rPr>
-              <w:t xml:space="preserve"> </w:t>
-            </w:r>
-            <w:proofErr w:type="spellStart"/>
-            <w:r>
-              <w:rPr>
-                <w:sz w:val="18"/>
-              </w:rPr>
-              <w:t>الشخص</w:t>
-            </w:r>
-            <w:proofErr w:type="spellEnd"/>
-            <w:r>
-              <w:rPr>
-                <w:sz w:val="18"/>
-              </w:rPr>
-              <w:t xml:space="preserve"> </w:t>
-            </w:r>
-            <w:proofErr w:type="spellStart"/>
-            <w:r>
-              <w:rPr>
-                <w:sz w:val="18"/>
-              </w:rPr>
-              <w:t>المصاب</w:t>
-            </w:r>
-            <w:proofErr w:type="spellEnd"/>
-            <w:r>
-              <w:rPr>
-                <w:sz w:val="18"/>
-              </w:rPr>
-              <w:t>.</w:t>
+              <w:t>عمر الشخص المصاب.</w:t>
             </w:r>
           </w:p>
         </w:tc>
@@ -19372,11 +17873,19 @@
             <w:pPr>
               <w:jc w:val="right"/>
             </w:pPr>
+            <w:proofErr w:type="gramStart"/>
             <w:r>
               <w:rPr>
                 <w:sz w:val="18"/>
               </w:rPr>
-              <w:t>VARCHAR(10)</w:t>
+              <w:t>VARCHAR(</w:t>
+            </w:r>
+            <w:proofErr w:type="gramEnd"/>
+            <w:r>
+              <w:rPr>
+                <w:sz w:val="18"/>
+              </w:rPr>
+              <w:t>10)</w:t>
             </w:r>
           </w:p>
         </w:tc>
@@ -19386,47 +17895,11 @@
             <w:vAlign w:val="center"/>
           </w:tcPr>
           <w:p>
-            <w:proofErr w:type="spellStart"/>
             <w:r>
               <w:rPr>
                 <w:sz w:val="18"/>
               </w:rPr>
-              <w:t>جنس</w:t>
-            </w:r>
-            <w:proofErr w:type="spellEnd"/>
-            <w:r>
-              <w:rPr>
-                <w:sz w:val="18"/>
-              </w:rPr>
-              <w:t xml:space="preserve"> </w:t>
-            </w:r>
-            <w:proofErr w:type="spellStart"/>
-            <w:r>
-              <w:rPr>
-                <w:sz w:val="18"/>
-              </w:rPr>
-              <w:t>الشخص</w:t>
-            </w:r>
-            <w:proofErr w:type="spellEnd"/>
-            <w:r>
-              <w:rPr>
-                <w:sz w:val="18"/>
-              </w:rPr>
-              <w:t xml:space="preserve"> </w:t>
-            </w:r>
-            <w:proofErr w:type="spellStart"/>
-            <w:r>
-              <w:rPr>
-                <w:sz w:val="18"/>
-              </w:rPr>
-              <w:t>المصاب</w:t>
-            </w:r>
-            <w:proofErr w:type="spellEnd"/>
-            <w:r>
-              <w:rPr>
-                <w:sz w:val="18"/>
-              </w:rPr>
-              <w:t>.</w:t>
+              <w:t>جنس الشخص المصاب.</w:t>
             </w:r>
           </w:p>
         </w:tc>
@@ -19436,14 +17909,12 @@
             <w:vAlign w:val="center"/>
           </w:tcPr>
           <w:p>
-            <w:proofErr w:type="spellStart"/>
             <w:r>
               <w:rPr>
                 <w:sz w:val="18"/>
               </w:rPr>
               <w:t>ذكر</w:t>
             </w:r>
-            <w:proofErr w:type="spellEnd"/>
           </w:p>
         </w:tc>
       </w:tr>
@@ -19460,14 +17931,12 @@
             <w:pPr>
               <w:jc w:val="right"/>
             </w:pPr>
-            <w:proofErr w:type="spellStart"/>
             <w:r>
               <w:rPr>
                 <w:sz w:val="18"/>
               </w:rPr>
               <w:t>Injury_Type</w:t>
             </w:r>
-            <w:proofErr w:type="spellEnd"/>
           </w:p>
         </w:tc>
         <w:tc>
@@ -19479,11 +17948,19 @@
             <w:pPr>
               <w:jc w:val="right"/>
             </w:pPr>
+            <w:proofErr w:type="gramStart"/>
             <w:r>
               <w:rPr>
                 <w:sz w:val="18"/>
               </w:rPr>
-              <w:t>VARCHAR(100)</w:t>
+              <w:t>VARCHAR(</w:t>
+            </w:r>
+            <w:proofErr w:type="gramEnd"/>
+            <w:r>
+              <w:rPr>
+                <w:sz w:val="18"/>
+              </w:rPr>
+              <w:t>100)</w:t>
             </w:r>
           </w:p>
         </w:tc>
@@ -19493,89 +17970,11 @@
             <w:vAlign w:val="center"/>
           </w:tcPr>
           <w:p>
-            <w:proofErr w:type="spellStart"/>
             <w:r>
               <w:rPr>
                 <w:sz w:val="18"/>
               </w:rPr>
-              <w:t>نوع</w:t>
-            </w:r>
-            <w:proofErr w:type="spellEnd"/>
-            <w:r>
-              <w:rPr>
-                <w:sz w:val="18"/>
-              </w:rPr>
-              <w:t xml:space="preserve"> </w:t>
-            </w:r>
-            <w:proofErr w:type="spellStart"/>
-            <w:r>
-              <w:rPr>
-                <w:sz w:val="18"/>
-              </w:rPr>
-              <w:t>الإصابة</w:t>
-            </w:r>
-            <w:proofErr w:type="spellEnd"/>
-            <w:r>
-              <w:rPr>
-                <w:sz w:val="18"/>
-              </w:rPr>
-              <w:t xml:space="preserve"> </w:t>
-            </w:r>
-            <w:proofErr w:type="spellStart"/>
-            <w:r>
-              <w:rPr>
-                <w:sz w:val="18"/>
-              </w:rPr>
-              <w:t>التي</w:t>
-            </w:r>
-            <w:proofErr w:type="spellEnd"/>
-            <w:r>
-              <w:rPr>
-                <w:sz w:val="18"/>
-              </w:rPr>
-              <w:t xml:space="preserve"> </w:t>
-            </w:r>
-            <w:proofErr w:type="spellStart"/>
-            <w:r>
-              <w:rPr>
-                <w:sz w:val="18"/>
-              </w:rPr>
-              <w:t>تعرض</w:t>
-            </w:r>
-            <w:proofErr w:type="spellEnd"/>
-            <w:r>
-              <w:rPr>
-                <w:sz w:val="18"/>
-              </w:rPr>
-              <w:t xml:space="preserve"> </w:t>
-            </w:r>
-            <w:proofErr w:type="spellStart"/>
-            <w:r>
-              <w:rPr>
-                <w:sz w:val="18"/>
-              </w:rPr>
-              <w:t>لها</w:t>
-            </w:r>
-            <w:proofErr w:type="spellEnd"/>
-            <w:r>
-              <w:rPr>
-                <w:sz w:val="18"/>
-              </w:rPr>
-              <w:t xml:space="preserve"> </w:t>
-            </w:r>
-            <w:proofErr w:type="spellStart"/>
-            <w:r>
-              <w:rPr>
-                <w:sz w:val="18"/>
-              </w:rPr>
-              <w:t>الشخص</w:t>
-            </w:r>
-            <w:proofErr w:type="spellEnd"/>
-            <w:r>
-              <w:rPr>
-                <w:sz w:val="18"/>
-              </w:rPr>
-              <w:t>.</w:t>
+              <w:t>نوع الإصابة التي تعرض لها الشخص.</w:t>
             </w:r>
           </w:p>
         </w:tc>
@@ -19585,42 +17984,12 @@
             <w:vAlign w:val="center"/>
           </w:tcPr>
           <w:p>
-            <w:proofErr w:type="spellStart"/>
             <w:r>
               <w:rPr>
                 <w:sz w:val="18"/>
               </w:rPr>
-              <w:t>كسر</w:t>
+              <w:t>كسر في الذراع</w:t>
             </w:r>
-            <w:proofErr w:type="spellEnd"/>
-            <w:r>
-              <w:rPr>
-                <w:sz w:val="18"/>
-              </w:rPr>
-              <w:t xml:space="preserve"> </w:t>
-            </w:r>
-            <w:proofErr w:type="spellStart"/>
-            <w:r>
-              <w:rPr>
-                <w:sz w:val="18"/>
-              </w:rPr>
-              <w:t>في</w:t>
-            </w:r>
-            <w:proofErr w:type="spellEnd"/>
-            <w:r>
-              <w:rPr>
-                <w:sz w:val="18"/>
-              </w:rPr>
-              <w:t xml:space="preserve"> </w:t>
-            </w:r>
-            <w:proofErr w:type="spellStart"/>
-            <w:r>
-              <w:rPr>
-                <w:sz w:val="18"/>
-              </w:rPr>
-              <w:t>الذراع</w:t>
-            </w:r>
-            <w:proofErr w:type="spellEnd"/>
           </w:p>
         </w:tc>
       </w:tr>
@@ -19637,14 +18006,12 @@
             <w:pPr>
               <w:jc w:val="right"/>
             </w:pPr>
-            <w:proofErr w:type="spellStart"/>
             <w:r>
               <w:rPr>
                 <w:sz w:val="18"/>
               </w:rPr>
               <w:t>Injury_Severity</w:t>
             </w:r>
-            <w:proofErr w:type="spellEnd"/>
           </w:p>
         </w:tc>
         <w:tc>
@@ -19656,11 +18023,19 @@
             <w:pPr>
               <w:jc w:val="right"/>
             </w:pPr>
+            <w:proofErr w:type="gramStart"/>
             <w:r>
               <w:rPr>
                 <w:sz w:val="18"/>
               </w:rPr>
-              <w:t>VARCHAR(30)</w:t>
+              <w:t>VARCHAR(</w:t>
+            </w:r>
+            <w:proofErr w:type="gramEnd"/>
+            <w:r>
+              <w:rPr>
+                <w:sz w:val="18"/>
+              </w:rPr>
+              <w:t>30)</w:t>
             </w:r>
           </w:p>
         </w:tc>
@@ -19670,61 +18045,11 @@
             <w:vAlign w:val="center"/>
           </w:tcPr>
           <w:p>
-            <w:proofErr w:type="spellStart"/>
             <w:r>
               <w:rPr>
                 <w:sz w:val="18"/>
               </w:rPr>
-              <w:t>درجة</w:t>
-            </w:r>
-            <w:proofErr w:type="spellEnd"/>
-            <w:r>
-              <w:rPr>
-                <w:sz w:val="18"/>
-              </w:rPr>
-              <w:t xml:space="preserve"> </w:t>
-            </w:r>
-            <w:proofErr w:type="spellStart"/>
-            <w:r>
-              <w:rPr>
-                <w:sz w:val="18"/>
-              </w:rPr>
-              <w:t>خطورة</w:t>
-            </w:r>
-            <w:proofErr w:type="spellEnd"/>
-            <w:r>
-              <w:rPr>
-                <w:sz w:val="18"/>
-              </w:rPr>
-              <w:t xml:space="preserve"> </w:t>
-            </w:r>
-            <w:proofErr w:type="spellStart"/>
-            <w:r>
-              <w:rPr>
-                <w:sz w:val="18"/>
-              </w:rPr>
-              <w:t>إصابة</w:t>
-            </w:r>
-            <w:proofErr w:type="spellEnd"/>
-            <w:r>
-              <w:rPr>
-                <w:sz w:val="18"/>
-              </w:rPr>
-              <w:t xml:space="preserve"> </w:t>
-            </w:r>
-            <w:proofErr w:type="spellStart"/>
-            <w:r>
-              <w:rPr>
-                <w:sz w:val="18"/>
-              </w:rPr>
-              <w:t>الشخص</w:t>
-            </w:r>
-            <w:proofErr w:type="spellEnd"/>
-            <w:r>
-              <w:rPr>
-                <w:sz w:val="18"/>
-              </w:rPr>
-              <w:t>.</w:t>
+              <w:t>درجة خطورة إصابة الشخص.</w:t>
             </w:r>
           </w:p>
         </w:tc>
@@ -19734,14 +18059,12 @@
             <w:vAlign w:val="center"/>
           </w:tcPr>
           <w:p>
-            <w:proofErr w:type="spellStart"/>
             <w:r>
               <w:rPr>
                 <w:sz w:val="18"/>
               </w:rPr>
               <w:t>متوسطة</w:t>
             </w:r>
-            <w:proofErr w:type="spellEnd"/>
           </w:p>
         </w:tc>
       </w:tr>
@@ -19786,21 +18109,12 @@
             <w:pPr>
               <w:jc w:val="center"/>
             </w:pPr>
-            <w:proofErr w:type="spellStart"/>
             <w:r>
               <w:rPr>
                 <w:b/>
                 <w:sz w:val="20"/>
               </w:rPr>
-              <w:t>الاسم</w:t>
-            </w:r>
-            <w:proofErr w:type="spellEnd"/>
-            <w:r>
-              <w:rPr>
-                <w:b/>
-                <w:sz w:val="20"/>
-              </w:rPr>
-              <w:t xml:space="preserve"> (Name)</w:t>
+              <w:t>الاسم (Name)</w:t>
             </w:r>
           </w:p>
         </w:tc>
@@ -19814,21 +18128,12 @@
             <w:pPr>
               <w:jc w:val="center"/>
             </w:pPr>
-            <w:proofErr w:type="spellStart"/>
             <w:r>
               <w:rPr>
                 <w:b/>
                 <w:sz w:val="20"/>
               </w:rPr>
-              <w:t>النوع</w:t>
-            </w:r>
-            <w:proofErr w:type="spellEnd"/>
-            <w:r>
-              <w:rPr>
-                <w:b/>
-                <w:sz w:val="20"/>
-              </w:rPr>
-              <w:t xml:space="preserve"> (Type)</w:t>
+              <w:t>النوع (Type)</w:t>
             </w:r>
           </w:p>
         </w:tc>
@@ -19842,21 +18147,12 @@
             <w:pPr>
               <w:jc w:val="center"/>
             </w:pPr>
-            <w:proofErr w:type="spellStart"/>
             <w:r>
               <w:rPr>
                 <w:b/>
                 <w:sz w:val="20"/>
               </w:rPr>
-              <w:t>الشرح</w:t>
-            </w:r>
-            <w:proofErr w:type="spellEnd"/>
-            <w:r>
-              <w:rPr>
-                <w:b/>
-                <w:sz w:val="20"/>
-              </w:rPr>
-              <w:t xml:space="preserve"> (Description)</w:t>
+              <w:t>الشرح (Description)</w:t>
             </w:r>
           </w:p>
         </w:tc>
@@ -19870,21 +18166,12 @@
             <w:pPr>
               <w:jc w:val="center"/>
             </w:pPr>
-            <w:proofErr w:type="spellStart"/>
             <w:r>
               <w:rPr>
                 <w:b/>
                 <w:sz w:val="20"/>
               </w:rPr>
-              <w:t>مثال</w:t>
-            </w:r>
-            <w:proofErr w:type="spellEnd"/>
-            <w:r>
-              <w:rPr>
-                <w:b/>
-                <w:sz w:val="20"/>
-              </w:rPr>
-              <w:t xml:space="preserve"> (Example)</w:t>
+              <w:t>مثال (Example)</w:t>
             </w:r>
           </w:p>
         </w:tc>
@@ -19902,14 +18189,12 @@
             <w:pPr>
               <w:jc w:val="right"/>
             </w:pPr>
-            <w:proofErr w:type="spellStart"/>
             <w:r>
               <w:rPr>
                 <w:sz w:val="18"/>
               </w:rPr>
               <w:t>Hospital_ID</w:t>
             </w:r>
-            <w:proofErr w:type="spellEnd"/>
           </w:p>
         </w:tc>
         <w:tc>
@@ -19935,61 +18220,11 @@
             <w:vAlign w:val="center"/>
           </w:tcPr>
           <w:p>
-            <w:proofErr w:type="spellStart"/>
             <w:r>
               <w:rPr>
                 <w:sz w:val="18"/>
               </w:rPr>
-              <w:t>معرّف</w:t>
-            </w:r>
-            <w:proofErr w:type="spellEnd"/>
-            <w:r>
-              <w:rPr>
-                <w:sz w:val="18"/>
-              </w:rPr>
-              <w:t xml:space="preserve"> </w:t>
-            </w:r>
-            <w:proofErr w:type="spellStart"/>
-            <w:r>
-              <w:rPr>
-                <w:sz w:val="18"/>
-              </w:rPr>
-              <w:t>فريد</w:t>
-            </w:r>
-            <w:proofErr w:type="spellEnd"/>
-            <w:r>
-              <w:rPr>
-                <w:sz w:val="18"/>
-              </w:rPr>
-              <w:t xml:space="preserve"> </w:t>
-            </w:r>
-            <w:proofErr w:type="spellStart"/>
-            <w:r>
-              <w:rPr>
-                <w:sz w:val="18"/>
-              </w:rPr>
-              <w:t>لكل</w:t>
-            </w:r>
-            <w:proofErr w:type="spellEnd"/>
-            <w:r>
-              <w:rPr>
-                <w:sz w:val="18"/>
-              </w:rPr>
-              <w:t xml:space="preserve"> </w:t>
-            </w:r>
-            <w:proofErr w:type="spellStart"/>
-            <w:r>
-              <w:rPr>
-                <w:sz w:val="18"/>
-              </w:rPr>
-              <w:t>مستشفى</w:t>
-            </w:r>
-            <w:proofErr w:type="spellEnd"/>
-            <w:r>
-              <w:rPr>
-                <w:sz w:val="18"/>
-              </w:rPr>
-              <w:t>.</w:t>
+              <w:t>معرّف فريد لكل مستشفى.</w:t>
             </w:r>
           </w:p>
         </w:tc>
@@ -20024,14 +18259,12 @@
             <w:pPr>
               <w:jc w:val="right"/>
             </w:pPr>
-            <w:proofErr w:type="spellStart"/>
             <w:r>
               <w:rPr>
                 <w:sz w:val="18"/>
               </w:rPr>
               <w:t>Hospital_Name</w:t>
             </w:r>
-            <w:proofErr w:type="spellEnd"/>
           </w:p>
         </w:tc>
         <w:tc>
@@ -20043,11 +18276,19 @@
             <w:pPr>
               <w:jc w:val="right"/>
             </w:pPr>
+            <w:proofErr w:type="gramStart"/>
             <w:r>
               <w:rPr>
                 <w:sz w:val="18"/>
               </w:rPr>
-              <w:t>VARCHAR(150)</w:t>
+              <w:t>VARCHAR(</w:t>
+            </w:r>
+            <w:proofErr w:type="gramEnd"/>
+            <w:r>
+              <w:rPr>
+                <w:sz w:val="18"/>
+              </w:rPr>
+              <w:t>150)</w:t>
             </w:r>
           </w:p>
         </w:tc>
@@ -20057,103 +18298,11 @@
             <w:vAlign w:val="center"/>
           </w:tcPr>
           <w:p>
-            <w:proofErr w:type="spellStart"/>
             <w:r>
               <w:rPr>
                 <w:sz w:val="18"/>
               </w:rPr>
-              <w:t>اسم</w:t>
-            </w:r>
-            <w:proofErr w:type="spellEnd"/>
-            <w:r>
-              <w:rPr>
-                <w:sz w:val="18"/>
-              </w:rPr>
-              <w:t xml:space="preserve"> </w:t>
-            </w:r>
-            <w:proofErr w:type="spellStart"/>
-            <w:r>
-              <w:rPr>
-                <w:sz w:val="18"/>
-              </w:rPr>
-              <w:t>المستشفى</w:t>
-            </w:r>
-            <w:proofErr w:type="spellEnd"/>
-            <w:r>
-              <w:rPr>
-                <w:sz w:val="18"/>
-              </w:rPr>
-              <w:t xml:space="preserve"> </w:t>
-            </w:r>
-            <w:proofErr w:type="spellStart"/>
-            <w:r>
-              <w:rPr>
-                <w:sz w:val="18"/>
-              </w:rPr>
-              <w:t>الذي</w:t>
-            </w:r>
-            <w:proofErr w:type="spellEnd"/>
-            <w:r>
-              <w:rPr>
-                <w:sz w:val="18"/>
-              </w:rPr>
-              <w:t xml:space="preserve"> </w:t>
-            </w:r>
-            <w:proofErr w:type="spellStart"/>
-            <w:r>
-              <w:rPr>
-                <w:sz w:val="18"/>
-              </w:rPr>
-              <w:t>يمكن</w:t>
-            </w:r>
-            <w:proofErr w:type="spellEnd"/>
-            <w:r>
-              <w:rPr>
-                <w:sz w:val="18"/>
-              </w:rPr>
-              <w:t xml:space="preserve"> </w:t>
-            </w:r>
-            <w:proofErr w:type="spellStart"/>
-            <w:r>
-              <w:rPr>
-                <w:sz w:val="18"/>
-              </w:rPr>
-              <w:t>استقبال</w:t>
-            </w:r>
-            <w:proofErr w:type="spellEnd"/>
-            <w:r>
-              <w:rPr>
-                <w:sz w:val="18"/>
-              </w:rPr>
-              <w:t xml:space="preserve"> </w:t>
-            </w:r>
-            <w:proofErr w:type="spellStart"/>
-            <w:r>
-              <w:rPr>
-                <w:sz w:val="18"/>
-              </w:rPr>
-              <w:t>المصابين</w:t>
-            </w:r>
-            <w:proofErr w:type="spellEnd"/>
-            <w:r>
-              <w:rPr>
-                <w:sz w:val="18"/>
-              </w:rPr>
-              <w:t xml:space="preserve"> </w:t>
-            </w:r>
-            <w:proofErr w:type="spellStart"/>
-            <w:r>
-              <w:rPr>
-                <w:sz w:val="18"/>
-              </w:rPr>
-              <w:t>فيه</w:t>
-            </w:r>
-            <w:proofErr w:type="spellEnd"/>
-            <w:r>
-              <w:rPr>
-                <w:sz w:val="18"/>
-              </w:rPr>
-              <w:t>.</w:t>
+              <w:t>اسم المستشفى الذي يمكن استقبال المصابين فيه.</w:t>
             </w:r>
           </w:p>
         </w:tc>
@@ -20163,28 +18312,12 @@
             <w:vAlign w:val="center"/>
           </w:tcPr>
           <w:p>
-            <w:proofErr w:type="spellStart"/>
             <w:r>
               <w:rPr>
                 <w:sz w:val="18"/>
               </w:rPr>
-              <w:t>مستشفى</w:t>
+              <w:t>مستشفى الكويت</w:t>
             </w:r>
-            <w:proofErr w:type="spellEnd"/>
-            <w:r>
-              <w:rPr>
-                <w:sz w:val="18"/>
-              </w:rPr>
-              <w:t xml:space="preserve"> </w:t>
-            </w:r>
-            <w:proofErr w:type="spellStart"/>
-            <w:r>
-              <w:rPr>
-                <w:sz w:val="18"/>
-              </w:rPr>
-              <w:t>الكويت</w:t>
-            </w:r>
-            <w:proofErr w:type="spellEnd"/>
           </w:p>
         </w:tc>
       </w:tr>
@@ -20218,11 +18351,19 @@
             <w:pPr>
               <w:jc w:val="right"/>
             </w:pPr>
+            <w:proofErr w:type="gramStart"/>
             <w:r>
               <w:rPr>
                 <w:sz w:val="18"/>
               </w:rPr>
-              <w:t>VARCHAR(200)</w:t>
+              <w:t>VARCHAR(</w:t>
+            </w:r>
+            <w:proofErr w:type="gramEnd"/>
+            <w:r>
+              <w:rPr>
+                <w:sz w:val="18"/>
+              </w:rPr>
+              <w:t>200)</w:t>
             </w:r>
           </w:p>
         </w:tc>
@@ -20232,33 +18373,11 @@
             <w:vAlign w:val="center"/>
           </w:tcPr>
           <w:p>
-            <w:proofErr w:type="spellStart"/>
             <w:r>
               <w:rPr>
                 <w:sz w:val="18"/>
               </w:rPr>
-              <w:t>موقع</w:t>
-            </w:r>
-            <w:proofErr w:type="spellEnd"/>
-            <w:r>
-              <w:rPr>
-                <w:sz w:val="18"/>
-              </w:rPr>
-              <w:t xml:space="preserve"> </w:t>
-            </w:r>
-            <w:proofErr w:type="spellStart"/>
-            <w:r>
-              <w:rPr>
-                <w:sz w:val="18"/>
-              </w:rPr>
-              <w:t>المستشفى</w:t>
-            </w:r>
-            <w:proofErr w:type="spellEnd"/>
-            <w:r>
-              <w:rPr>
-                <w:sz w:val="18"/>
-              </w:rPr>
-              <w:t>.</w:t>
+              <w:t>موقع المستشفى.</w:t>
             </w:r>
           </w:p>
         </w:tc>
@@ -20268,14 +18387,12 @@
             <w:vAlign w:val="center"/>
           </w:tcPr>
           <w:p>
-            <w:proofErr w:type="spellStart"/>
             <w:r>
               <w:rPr>
                 <w:sz w:val="18"/>
               </w:rPr>
               <w:t>صنعاء</w:t>
             </w:r>
-            <w:proofErr w:type="spellEnd"/>
           </w:p>
         </w:tc>
       </w:tr>
@@ -20309,11 +18426,19 @@
             <w:pPr>
               <w:jc w:val="right"/>
             </w:pPr>
+            <w:proofErr w:type="gramStart"/>
             <w:r>
               <w:rPr>
                 <w:sz w:val="18"/>
               </w:rPr>
-              <w:t>VARCHAR(20)</w:t>
+              <w:t>VARCHAR(</w:t>
+            </w:r>
+            <w:proofErr w:type="gramEnd"/>
+            <w:r>
+              <w:rPr>
+                <w:sz w:val="18"/>
+              </w:rPr>
+              <w:t>20)</w:t>
             </w:r>
           </w:p>
         </w:tc>
@@ -20323,61 +18448,11 @@
             <w:vAlign w:val="center"/>
           </w:tcPr>
           <w:p>
-            <w:proofErr w:type="spellStart"/>
             <w:r>
               <w:rPr>
                 <w:sz w:val="18"/>
               </w:rPr>
-              <w:t>رقم</w:t>
-            </w:r>
-            <w:proofErr w:type="spellEnd"/>
-            <w:r>
-              <w:rPr>
-                <w:sz w:val="18"/>
-              </w:rPr>
-              <w:t xml:space="preserve"> </w:t>
-            </w:r>
-            <w:proofErr w:type="spellStart"/>
-            <w:r>
-              <w:rPr>
-                <w:sz w:val="18"/>
-              </w:rPr>
-              <w:t>هاتف</w:t>
-            </w:r>
-            <w:proofErr w:type="spellEnd"/>
-            <w:r>
-              <w:rPr>
-                <w:sz w:val="18"/>
-              </w:rPr>
-              <w:t xml:space="preserve"> </w:t>
-            </w:r>
-            <w:proofErr w:type="spellStart"/>
-            <w:r>
-              <w:rPr>
-                <w:sz w:val="18"/>
-              </w:rPr>
-              <w:t>المستشفى</w:t>
-            </w:r>
-            <w:proofErr w:type="spellEnd"/>
-            <w:r>
-              <w:rPr>
-                <w:sz w:val="18"/>
-              </w:rPr>
-              <w:t xml:space="preserve"> </w:t>
-            </w:r>
-            <w:proofErr w:type="spellStart"/>
-            <w:r>
-              <w:rPr>
-                <w:sz w:val="18"/>
-              </w:rPr>
-              <w:t>للتواصل</w:t>
-            </w:r>
-            <w:proofErr w:type="spellEnd"/>
-            <w:r>
-              <w:rPr>
-                <w:sz w:val="18"/>
-              </w:rPr>
-              <w:t>.</w:t>
+              <w:t>رقم هاتف المستشفى للتواصل.</w:t>
             </w:r>
           </w:p>
         </w:tc>
@@ -20412,14 +18487,12 @@
             <w:pPr>
               <w:jc w:val="right"/>
             </w:pPr>
-            <w:proofErr w:type="spellStart"/>
             <w:r>
               <w:rPr>
                 <w:sz w:val="18"/>
               </w:rPr>
               <w:t>Emergency_Service</w:t>
             </w:r>
-            <w:proofErr w:type="spellEnd"/>
           </w:p>
         </w:tc>
         <w:tc>
@@ -20445,117 +18518,11 @@
             <w:vAlign w:val="center"/>
           </w:tcPr>
           <w:p>
-            <w:proofErr w:type="spellStart"/>
             <w:r>
               <w:rPr>
                 <w:sz w:val="18"/>
               </w:rPr>
-              <w:t>يوضح</w:t>
-            </w:r>
-            <w:proofErr w:type="spellEnd"/>
-            <w:r>
-              <w:rPr>
-                <w:sz w:val="18"/>
-              </w:rPr>
-              <w:t xml:space="preserve"> </w:t>
-            </w:r>
-            <w:proofErr w:type="spellStart"/>
-            <w:r>
-              <w:rPr>
-                <w:sz w:val="18"/>
-              </w:rPr>
-              <w:t>ما</w:t>
-            </w:r>
-            <w:proofErr w:type="spellEnd"/>
-            <w:r>
-              <w:rPr>
-                <w:sz w:val="18"/>
-              </w:rPr>
-              <w:t xml:space="preserve"> </w:t>
-            </w:r>
-            <w:proofErr w:type="spellStart"/>
-            <w:r>
-              <w:rPr>
-                <w:sz w:val="18"/>
-              </w:rPr>
-              <w:t>إذا</w:t>
-            </w:r>
-            <w:proofErr w:type="spellEnd"/>
-            <w:r>
-              <w:rPr>
-                <w:sz w:val="18"/>
-              </w:rPr>
-              <w:t xml:space="preserve"> </w:t>
-            </w:r>
-            <w:proofErr w:type="spellStart"/>
-            <w:r>
-              <w:rPr>
-                <w:sz w:val="18"/>
-              </w:rPr>
-              <w:t>كان</w:t>
-            </w:r>
-            <w:proofErr w:type="spellEnd"/>
-            <w:r>
-              <w:rPr>
-                <w:sz w:val="18"/>
-              </w:rPr>
-              <w:t xml:space="preserve"> </w:t>
-            </w:r>
-            <w:proofErr w:type="spellStart"/>
-            <w:r>
-              <w:rPr>
-                <w:sz w:val="18"/>
-              </w:rPr>
-              <w:t>المستشفى</w:t>
-            </w:r>
-            <w:proofErr w:type="spellEnd"/>
-            <w:r>
-              <w:rPr>
-                <w:sz w:val="18"/>
-              </w:rPr>
-              <w:t xml:space="preserve"> </w:t>
-            </w:r>
-            <w:proofErr w:type="spellStart"/>
-            <w:r>
-              <w:rPr>
-                <w:sz w:val="18"/>
-              </w:rPr>
-              <w:t>يقدم</w:t>
-            </w:r>
-            <w:proofErr w:type="spellEnd"/>
-            <w:r>
-              <w:rPr>
-                <w:sz w:val="18"/>
-              </w:rPr>
-              <w:t xml:space="preserve"> </w:t>
-            </w:r>
-            <w:proofErr w:type="spellStart"/>
-            <w:r>
-              <w:rPr>
-                <w:sz w:val="18"/>
-              </w:rPr>
-              <w:t>خدمات</w:t>
-            </w:r>
-            <w:proofErr w:type="spellEnd"/>
-            <w:r>
-              <w:rPr>
-                <w:sz w:val="18"/>
-              </w:rPr>
-              <w:t xml:space="preserve"> </w:t>
-            </w:r>
-            <w:proofErr w:type="spellStart"/>
-            <w:r>
-              <w:rPr>
-                <w:sz w:val="18"/>
-              </w:rPr>
-              <w:t>الطوارئ</w:t>
-            </w:r>
-            <w:proofErr w:type="spellEnd"/>
-            <w:r>
-              <w:rPr>
-                <w:sz w:val="18"/>
-              </w:rPr>
-              <w:t>.</w:t>
+              <w:t>يوضح ما إذا كان المستشفى يقدم خدمات الطوارئ.</w:t>
             </w:r>
           </w:p>
         </w:tc>
@@ -20569,16 +18536,8 @@
               <w:rPr>
                 <w:sz w:val="18"/>
               </w:rPr>
-              <w:t xml:space="preserve">TRUE / </w:t>
+              <w:t>TRUE / نعم</w:t>
             </w:r>
-            <w:proofErr w:type="spellStart"/>
-            <w:r>
-              <w:rPr>
-                <w:sz w:val="18"/>
-              </w:rPr>
-              <w:t>نعم</w:t>
-            </w:r>
-            <w:proofErr w:type="spellEnd"/>
           </w:p>
         </w:tc>
       </w:tr>
@@ -20623,21 +18582,12 @@
             <w:pPr>
               <w:jc w:val="center"/>
             </w:pPr>
-            <w:proofErr w:type="spellStart"/>
             <w:r>
               <w:rPr>
                 <w:b/>
                 <w:sz w:val="20"/>
               </w:rPr>
-              <w:t>الاسم</w:t>
-            </w:r>
-            <w:proofErr w:type="spellEnd"/>
-            <w:r>
-              <w:rPr>
-                <w:b/>
-                <w:sz w:val="20"/>
-              </w:rPr>
-              <w:t xml:space="preserve"> (Name)</w:t>
+              <w:t>الاسم (Name)</w:t>
             </w:r>
           </w:p>
         </w:tc>
@@ -20651,21 +18601,12 @@
             <w:pPr>
               <w:jc w:val="center"/>
             </w:pPr>
-            <w:proofErr w:type="spellStart"/>
             <w:r>
               <w:rPr>
                 <w:b/>
                 <w:sz w:val="20"/>
               </w:rPr>
-              <w:t>النوع</w:t>
-            </w:r>
-            <w:proofErr w:type="spellEnd"/>
-            <w:r>
-              <w:rPr>
-                <w:b/>
-                <w:sz w:val="20"/>
-              </w:rPr>
-              <w:t xml:space="preserve"> (Type)</w:t>
+              <w:t>النوع (Type)</w:t>
             </w:r>
           </w:p>
         </w:tc>
@@ -20679,21 +18620,12 @@
             <w:pPr>
               <w:jc w:val="center"/>
             </w:pPr>
-            <w:proofErr w:type="spellStart"/>
             <w:r>
               <w:rPr>
                 <w:b/>
                 <w:sz w:val="20"/>
               </w:rPr>
-              <w:t>الشرح</w:t>
-            </w:r>
-            <w:proofErr w:type="spellEnd"/>
-            <w:r>
-              <w:rPr>
-                <w:b/>
-                <w:sz w:val="20"/>
-              </w:rPr>
-              <w:t xml:space="preserve"> (Description)</w:t>
+              <w:t>الشرح (Description)</w:t>
             </w:r>
           </w:p>
         </w:tc>
@@ -20707,21 +18639,12 @@
             <w:pPr>
               <w:jc w:val="center"/>
             </w:pPr>
-            <w:proofErr w:type="spellStart"/>
             <w:r>
               <w:rPr>
                 <w:b/>
                 <w:sz w:val="20"/>
               </w:rPr>
-              <w:t>مثال</w:t>
-            </w:r>
-            <w:proofErr w:type="spellEnd"/>
-            <w:r>
-              <w:rPr>
-                <w:b/>
-                <w:sz w:val="20"/>
-              </w:rPr>
-              <w:t xml:space="preserve"> (Example)</w:t>
+              <w:t>مثال (Example)</w:t>
             </w:r>
           </w:p>
         </w:tc>
@@ -20739,14 +18662,12 @@
             <w:pPr>
               <w:jc w:val="right"/>
             </w:pPr>
-            <w:proofErr w:type="spellStart"/>
             <w:r>
               <w:rPr>
                 <w:sz w:val="18"/>
               </w:rPr>
               <w:t>Report_ID</w:t>
             </w:r>
-            <w:proofErr w:type="spellEnd"/>
           </w:p>
         </w:tc>
         <w:tc>
@@ -20772,103 +18693,11 @@
             <w:vAlign w:val="center"/>
           </w:tcPr>
           <w:p>
-            <w:proofErr w:type="spellStart"/>
             <w:r>
               <w:rPr>
                 <w:sz w:val="18"/>
               </w:rPr>
-              <w:t>معرّف</w:t>
-            </w:r>
-            <w:proofErr w:type="spellEnd"/>
-            <w:r>
-              <w:rPr>
-                <w:sz w:val="18"/>
-              </w:rPr>
-              <w:t xml:space="preserve"> </w:t>
-            </w:r>
-            <w:proofErr w:type="spellStart"/>
-            <w:r>
-              <w:rPr>
-                <w:sz w:val="18"/>
-              </w:rPr>
-              <w:t>فريد</w:t>
-            </w:r>
-            <w:proofErr w:type="spellEnd"/>
-            <w:r>
-              <w:rPr>
-                <w:sz w:val="18"/>
-              </w:rPr>
-              <w:t xml:space="preserve"> </w:t>
-            </w:r>
-            <w:proofErr w:type="spellStart"/>
-            <w:r>
-              <w:rPr>
-                <w:sz w:val="18"/>
-              </w:rPr>
-              <w:t>لكل</w:t>
-            </w:r>
-            <w:proofErr w:type="spellEnd"/>
-            <w:r>
-              <w:rPr>
-                <w:sz w:val="18"/>
-              </w:rPr>
-              <w:t xml:space="preserve"> </w:t>
-            </w:r>
-            <w:proofErr w:type="spellStart"/>
-            <w:r>
-              <w:rPr>
-                <w:sz w:val="18"/>
-              </w:rPr>
-              <w:t>بلاغ</w:t>
-            </w:r>
-            <w:proofErr w:type="spellEnd"/>
-            <w:r>
-              <w:rPr>
-                <w:sz w:val="18"/>
-              </w:rPr>
-              <w:t xml:space="preserve"> </w:t>
-            </w:r>
-            <w:proofErr w:type="spellStart"/>
-            <w:r>
-              <w:rPr>
-                <w:sz w:val="18"/>
-              </w:rPr>
-              <w:t>عن</w:t>
-            </w:r>
-            <w:proofErr w:type="spellEnd"/>
-            <w:r>
-              <w:rPr>
-                <w:sz w:val="18"/>
-              </w:rPr>
-              <w:t xml:space="preserve"> </w:t>
-            </w:r>
-            <w:proofErr w:type="spellStart"/>
-            <w:r>
-              <w:rPr>
-                <w:sz w:val="18"/>
-              </w:rPr>
-              <w:t>حادث</w:t>
-            </w:r>
-            <w:proofErr w:type="spellEnd"/>
-            <w:r>
-              <w:rPr>
-                <w:sz w:val="18"/>
-              </w:rPr>
-              <w:t xml:space="preserve"> </w:t>
-            </w:r>
-            <w:proofErr w:type="spellStart"/>
-            <w:r>
-              <w:rPr>
-                <w:sz w:val="18"/>
-              </w:rPr>
-              <w:t>سير</w:t>
-            </w:r>
-            <w:proofErr w:type="spellEnd"/>
-            <w:r>
-              <w:rPr>
-                <w:sz w:val="18"/>
-              </w:rPr>
-              <w:t>.</w:t>
+              <w:t>معرّف فريد لكل بلاغ عن حادث سير.</w:t>
             </w:r>
           </w:p>
         </w:tc>
@@ -20903,14 +18732,12 @@
             <w:pPr>
               <w:jc w:val="right"/>
             </w:pPr>
-            <w:proofErr w:type="spellStart"/>
             <w:r>
               <w:rPr>
                 <w:sz w:val="18"/>
               </w:rPr>
               <w:t>User_ID</w:t>
             </w:r>
-            <w:proofErr w:type="spellEnd"/>
           </w:p>
         </w:tc>
         <w:tc>
@@ -20936,89 +18763,11 @@
             <w:vAlign w:val="center"/>
           </w:tcPr>
           <w:p>
-            <w:proofErr w:type="spellStart"/>
             <w:r>
               <w:rPr>
                 <w:sz w:val="18"/>
               </w:rPr>
-              <w:t>معرّف</w:t>
-            </w:r>
-            <w:proofErr w:type="spellEnd"/>
-            <w:r>
-              <w:rPr>
-                <w:sz w:val="18"/>
-              </w:rPr>
-              <w:t xml:space="preserve"> </w:t>
-            </w:r>
-            <w:proofErr w:type="spellStart"/>
-            <w:r>
-              <w:rPr>
-                <w:sz w:val="18"/>
-              </w:rPr>
-              <w:t>المستخدم</w:t>
-            </w:r>
-            <w:proofErr w:type="spellEnd"/>
-            <w:r>
-              <w:rPr>
-                <w:sz w:val="18"/>
-              </w:rPr>
-              <w:t xml:space="preserve"> </w:t>
-            </w:r>
-            <w:proofErr w:type="spellStart"/>
-            <w:r>
-              <w:rPr>
-                <w:sz w:val="18"/>
-              </w:rPr>
-              <w:t>الذي</w:t>
-            </w:r>
-            <w:proofErr w:type="spellEnd"/>
-            <w:r>
-              <w:rPr>
-                <w:sz w:val="18"/>
-              </w:rPr>
-              <w:t xml:space="preserve"> </w:t>
-            </w:r>
-            <w:proofErr w:type="spellStart"/>
-            <w:r>
-              <w:rPr>
-                <w:sz w:val="18"/>
-              </w:rPr>
-              <w:t>قام</w:t>
-            </w:r>
-            <w:proofErr w:type="spellEnd"/>
-            <w:r>
-              <w:rPr>
-                <w:sz w:val="18"/>
-              </w:rPr>
-              <w:t xml:space="preserve"> </w:t>
-            </w:r>
-            <w:proofErr w:type="spellStart"/>
-            <w:r>
-              <w:rPr>
-                <w:sz w:val="18"/>
-              </w:rPr>
-              <w:t>بإرسال</w:t>
-            </w:r>
-            <w:proofErr w:type="spellEnd"/>
-            <w:r>
-              <w:rPr>
-                <w:sz w:val="18"/>
-              </w:rPr>
-              <w:t xml:space="preserve"> </w:t>
-            </w:r>
-            <w:proofErr w:type="spellStart"/>
-            <w:r>
-              <w:rPr>
-                <w:sz w:val="18"/>
-              </w:rPr>
-              <w:t>البلاغ</w:t>
-            </w:r>
-            <w:proofErr w:type="spellEnd"/>
-            <w:r>
-              <w:rPr>
-                <w:sz w:val="18"/>
-              </w:rPr>
-              <w:t>.</w:t>
+              <w:t>معرّف المستخدم الذي قام بإرسال البلاغ.</w:t>
             </w:r>
           </w:p>
         </w:tc>
@@ -21053,14 +18802,12 @@
             <w:pPr>
               <w:jc w:val="right"/>
             </w:pPr>
-            <w:proofErr w:type="spellStart"/>
             <w:r>
               <w:rPr>
                 <w:sz w:val="18"/>
               </w:rPr>
               <w:t>Accident_ID</w:t>
             </w:r>
-            <w:proofErr w:type="spellEnd"/>
           </w:p>
         </w:tc>
         <w:tc>
@@ -21086,61 +18833,11 @@
             <w:vAlign w:val="center"/>
           </w:tcPr>
           <w:p>
-            <w:proofErr w:type="spellStart"/>
             <w:r>
               <w:rPr>
                 <w:sz w:val="18"/>
               </w:rPr>
-              <w:t>معرّف</w:t>
-            </w:r>
-            <w:proofErr w:type="spellEnd"/>
-            <w:r>
-              <w:rPr>
-                <w:sz w:val="18"/>
-              </w:rPr>
-              <w:t xml:space="preserve"> </w:t>
-            </w:r>
-            <w:proofErr w:type="spellStart"/>
-            <w:r>
-              <w:rPr>
-                <w:sz w:val="18"/>
-              </w:rPr>
-              <w:t>الحادث</w:t>
-            </w:r>
-            <w:proofErr w:type="spellEnd"/>
-            <w:r>
-              <w:rPr>
-                <w:sz w:val="18"/>
-              </w:rPr>
-              <w:t xml:space="preserve"> </w:t>
-            </w:r>
-            <w:proofErr w:type="spellStart"/>
-            <w:r>
-              <w:rPr>
-                <w:sz w:val="18"/>
-              </w:rPr>
-              <w:t>المرتبط</w:t>
-            </w:r>
-            <w:proofErr w:type="spellEnd"/>
-            <w:r>
-              <w:rPr>
-                <w:sz w:val="18"/>
-              </w:rPr>
-              <w:t xml:space="preserve"> </w:t>
-            </w:r>
-            <w:proofErr w:type="spellStart"/>
-            <w:r>
-              <w:rPr>
-                <w:sz w:val="18"/>
-              </w:rPr>
-              <w:t>بالبلاغ</w:t>
-            </w:r>
-            <w:proofErr w:type="spellEnd"/>
-            <w:r>
-              <w:rPr>
-                <w:sz w:val="18"/>
-              </w:rPr>
-              <w:t>.</w:t>
+              <w:t>معرّف الحادث المرتبط بالبلاغ.</w:t>
             </w:r>
           </w:p>
         </w:tc>
@@ -21175,7 +18872,6 @@
             <w:pPr>
               <w:jc w:val="right"/>
             </w:pPr>
-            <w:proofErr w:type="spellStart"/>
             <w:r>
               <w:rPr>
                 <w:sz w:val="18"/>
@@ -21183,7 +18879,6 @@
               <w:lastRenderedPageBreak/>
               <w:t>Report_Date</w:t>
             </w:r>
-            <w:proofErr w:type="spellEnd"/>
           </w:p>
         </w:tc>
         <w:tc>
@@ -21209,61 +18904,11 @@
             <w:vAlign w:val="center"/>
           </w:tcPr>
           <w:p>
-            <w:proofErr w:type="spellStart"/>
             <w:r>
               <w:rPr>
                 <w:sz w:val="18"/>
               </w:rPr>
-              <w:t>تاريخ</w:t>
-            </w:r>
-            <w:proofErr w:type="spellEnd"/>
-            <w:r>
-              <w:rPr>
-                <w:sz w:val="18"/>
-              </w:rPr>
-              <w:t xml:space="preserve"> </w:t>
-            </w:r>
-            <w:proofErr w:type="spellStart"/>
-            <w:r>
-              <w:rPr>
-                <w:sz w:val="18"/>
-              </w:rPr>
-              <w:t>إرسال</w:t>
-            </w:r>
-            <w:proofErr w:type="spellEnd"/>
-            <w:r>
-              <w:rPr>
-                <w:sz w:val="18"/>
-              </w:rPr>
-              <w:t xml:space="preserve"> </w:t>
-            </w:r>
-            <w:proofErr w:type="spellStart"/>
-            <w:r>
-              <w:rPr>
-                <w:sz w:val="18"/>
-              </w:rPr>
-              <w:t>بلاغ</w:t>
-            </w:r>
-            <w:proofErr w:type="spellEnd"/>
-            <w:r>
-              <w:rPr>
-                <w:sz w:val="18"/>
-              </w:rPr>
-              <w:t xml:space="preserve"> </w:t>
-            </w:r>
-            <w:proofErr w:type="spellStart"/>
-            <w:r>
-              <w:rPr>
-                <w:sz w:val="18"/>
-              </w:rPr>
-              <w:t>الحادث</w:t>
-            </w:r>
-            <w:proofErr w:type="spellEnd"/>
-            <w:r>
-              <w:rPr>
-                <w:sz w:val="18"/>
-              </w:rPr>
-              <w:t>.</w:t>
+              <w:t>تاريخ إرسال بلاغ الحادث.</w:t>
             </w:r>
           </w:p>
         </w:tc>
@@ -21298,14 +18943,12 @@
             <w:pPr>
               <w:jc w:val="right"/>
             </w:pPr>
-            <w:proofErr w:type="spellStart"/>
             <w:r>
               <w:rPr>
                 <w:sz w:val="18"/>
               </w:rPr>
               <w:t>Report_Status</w:t>
             </w:r>
-            <w:proofErr w:type="spellEnd"/>
           </w:p>
         </w:tc>
         <w:tc>
@@ -21317,11 +18960,19 @@
             <w:pPr>
               <w:jc w:val="right"/>
             </w:pPr>
+            <w:proofErr w:type="gramStart"/>
             <w:r>
               <w:rPr>
                 <w:sz w:val="18"/>
               </w:rPr>
-              <w:t>VARCHAR(30)</w:t>
+              <w:t>VARCHAR(</w:t>
+            </w:r>
+            <w:proofErr w:type="gramEnd"/>
+            <w:r>
+              <w:rPr>
+                <w:sz w:val="18"/>
+              </w:rPr>
+              <w:t>30)</w:t>
             </w:r>
           </w:p>
         </w:tc>
@@ -21331,61 +18982,11 @@
             <w:vAlign w:val="center"/>
           </w:tcPr>
           <w:p>
-            <w:proofErr w:type="spellStart"/>
             <w:r>
               <w:rPr>
                 <w:sz w:val="18"/>
               </w:rPr>
-              <w:t>الحالة</w:t>
-            </w:r>
-            <w:proofErr w:type="spellEnd"/>
-            <w:r>
-              <w:rPr>
-                <w:sz w:val="18"/>
-              </w:rPr>
-              <w:t xml:space="preserve"> </w:t>
-            </w:r>
-            <w:proofErr w:type="spellStart"/>
-            <w:r>
-              <w:rPr>
-                <w:sz w:val="18"/>
-              </w:rPr>
-              <w:t>الحالية</w:t>
-            </w:r>
-            <w:proofErr w:type="spellEnd"/>
-            <w:r>
-              <w:rPr>
-                <w:sz w:val="18"/>
-              </w:rPr>
-              <w:t xml:space="preserve"> </w:t>
-            </w:r>
-            <w:proofErr w:type="spellStart"/>
-            <w:r>
-              <w:rPr>
-                <w:sz w:val="18"/>
-              </w:rPr>
-              <w:t>لبلاغ</w:t>
-            </w:r>
-            <w:proofErr w:type="spellEnd"/>
-            <w:r>
-              <w:rPr>
-                <w:sz w:val="18"/>
-              </w:rPr>
-              <w:t xml:space="preserve"> </w:t>
-            </w:r>
-            <w:proofErr w:type="spellStart"/>
-            <w:r>
-              <w:rPr>
-                <w:sz w:val="18"/>
-              </w:rPr>
-              <w:t>الحادث</w:t>
-            </w:r>
-            <w:proofErr w:type="spellEnd"/>
-            <w:r>
-              <w:rPr>
-                <w:sz w:val="18"/>
-              </w:rPr>
-              <w:t>.</w:t>
+              <w:t>الحالة الحالية لبلاغ الحادث.</w:t>
             </w:r>
           </w:p>
         </w:tc>
@@ -21395,28 +18996,12 @@
             <w:vAlign w:val="center"/>
           </w:tcPr>
           <w:p>
-            <w:proofErr w:type="spellStart"/>
             <w:r>
               <w:rPr>
                 <w:sz w:val="18"/>
               </w:rPr>
-              <w:t>قيد</w:t>
+              <w:t>قيد المراجعة</w:t>
             </w:r>
-            <w:proofErr w:type="spellEnd"/>
-            <w:r>
-              <w:rPr>
-                <w:sz w:val="18"/>
-              </w:rPr>
-              <w:t xml:space="preserve"> </w:t>
-            </w:r>
-            <w:proofErr w:type="spellStart"/>
-            <w:r>
-              <w:rPr>
-                <w:sz w:val="18"/>
-              </w:rPr>
-              <w:t>المراجعة</w:t>
-            </w:r>
-            <w:proofErr w:type="spellEnd"/>
           </w:p>
         </w:tc>
       </w:tr>
@@ -21433,14 +19018,12 @@
             <w:pPr>
               <w:jc w:val="right"/>
             </w:pPr>
-            <w:proofErr w:type="spellStart"/>
             <w:r>
               <w:rPr>
                 <w:sz w:val="18"/>
               </w:rPr>
               <w:t>Report_Details</w:t>
             </w:r>
-            <w:proofErr w:type="spellEnd"/>
           </w:p>
         </w:tc>
         <w:tc>
@@ -21466,103 +19049,11 @@
             <w:vAlign w:val="center"/>
           </w:tcPr>
           <w:p>
-            <w:proofErr w:type="spellStart"/>
             <w:r>
               <w:rPr>
                 <w:sz w:val="18"/>
               </w:rPr>
-              <w:t>التفاصيل</w:t>
-            </w:r>
-            <w:proofErr w:type="spellEnd"/>
-            <w:r>
-              <w:rPr>
-                <w:sz w:val="18"/>
-              </w:rPr>
-              <w:t xml:space="preserve"> </w:t>
-            </w:r>
-            <w:proofErr w:type="spellStart"/>
-            <w:r>
-              <w:rPr>
-                <w:sz w:val="18"/>
-              </w:rPr>
-              <w:t>الإضافية</w:t>
-            </w:r>
-            <w:proofErr w:type="spellEnd"/>
-            <w:r>
-              <w:rPr>
-                <w:sz w:val="18"/>
-              </w:rPr>
-              <w:t xml:space="preserve"> </w:t>
-            </w:r>
-            <w:proofErr w:type="spellStart"/>
-            <w:r>
-              <w:rPr>
-                <w:sz w:val="18"/>
-              </w:rPr>
-              <w:t>التي</w:t>
-            </w:r>
-            <w:proofErr w:type="spellEnd"/>
-            <w:r>
-              <w:rPr>
-                <w:sz w:val="18"/>
-              </w:rPr>
-              <w:t xml:space="preserve"> </w:t>
-            </w:r>
-            <w:proofErr w:type="spellStart"/>
-            <w:r>
-              <w:rPr>
-                <w:sz w:val="18"/>
-              </w:rPr>
-              <w:t>يضيفها</w:t>
-            </w:r>
-            <w:proofErr w:type="spellEnd"/>
-            <w:r>
-              <w:rPr>
-                <w:sz w:val="18"/>
-              </w:rPr>
-              <w:t xml:space="preserve"> </w:t>
-            </w:r>
-            <w:proofErr w:type="spellStart"/>
-            <w:r>
-              <w:rPr>
-                <w:sz w:val="18"/>
-              </w:rPr>
-              <w:t>المستخدم</w:t>
-            </w:r>
-            <w:proofErr w:type="spellEnd"/>
-            <w:r>
-              <w:rPr>
-                <w:sz w:val="18"/>
-              </w:rPr>
-              <w:t xml:space="preserve"> </w:t>
-            </w:r>
-            <w:proofErr w:type="spellStart"/>
-            <w:r>
-              <w:rPr>
-                <w:sz w:val="18"/>
-              </w:rPr>
-              <w:t>في</w:t>
-            </w:r>
-            <w:proofErr w:type="spellEnd"/>
-            <w:r>
-              <w:rPr>
-                <w:sz w:val="18"/>
-              </w:rPr>
-              <w:t xml:space="preserve"> </w:t>
-            </w:r>
-            <w:proofErr w:type="spellStart"/>
-            <w:r>
-              <w:rPr>
-                <w:sz w:val="18"/>
-              </w:rPr>
-              <w:t>البلاغ</w:t>
-            </w:r>
-            <w:proofErr w:type="spellEnd"/>
-            <w:r>
-              <w:rPr>
-                <w:sz w:val="18"/>
-              </w:rPr>
-              <w:t>.</w:t>
+              <w:t>التفاصيل الإضافية التي يضيفها المستخدم في البلاغ.</w:t>
             </w:r>
           </w:p>
         </w:tc>
@@ -21572,103 +19063,11 @@
             <w:vAlign w:val="center"/>
           </w:tcPr>
           <w:p>
-            <w:proofErr w:type="spellStart"/>
             <w:r>
               <w:rPr>
                 <w:sz w:val="18"/>
               </w:rPr>
-              <w:t>تم</w:t>
-            </w:r>
-            <w:proofErr w:type="spellEnd"/>
-            <w:r>
-              <w:rPr>
-                <w:sz w:val="18"/>
-              </w:rPr>
-              <w:t xml:space="preserve"> </w:t>
-            </w:r>
-            <w:proofErr w:type="spellStart"/>
-            <w:r>
-              <w:rPr>
-                <w:sz w:val="18"/>
-              </w:rPr>
-              <w:t>إرسال</w:t>
-            </w:r>
-            <w:proofErr w:type="spellEnd"/>
-            <w:r>
-              <w:rPr>
-                <w:sz w:val="18"/>
-              </w:rPr>
-              <w:t xml:space="preserve"> </w:t>
-            </w:r>
-            <w:proofErr w:type="spellStart"/>
-            <w:r>
-              <w:rPr>
-                <w:sz w:val="18"/>
-              </w:rPr>
-              <w:t>البلاغ</w:t>
-            </w:r>
-            <w:proofErr w:type="spellEnd"/>
-            <w:r>
-              <w:rPr>
-                <w:sz w:val="18"/>
-              </w:rPr>
-              <w:t xml:space="preserve"> </w:t>
-            </w:r>
-            <w:proofErr w:type="spellStart"/>
-            <w:r>
-              <w:rPr>
-                <w:sz w:val="18"/>
-              </w:rPr>
-              <w:t>مع</w:t>
-            </w:r>
-            <w:proofErr w:type="spellEnd"/>
-            <w:r>
-              <w:rPr>
-                <w:sz w:val="18"/>
-              </w:rPr>
-              <w:t xml:space="preserve"> </w:t>
-            </w:r>
-            <w:proofErr w:type="spellStart"/>
-            <w:r>
-              <w:rPr>
-                <w:sz w:val="18"/>
-              </w:rPr>
-              <w:t>موقع</w:t>
-            </w:r>
-            <w:proofErr w:type="spellEnd"/>
-            <w:r>
-              <w:rPr>
-                <w:sz w:val="18"/>
-              </w:rPr>
-              <w:t xml:space="preserve"> </w:t>
-            </w:r>
-            <w:proofErr w:type="spellStart"/>
-            <w:r>
-              <w:rPr>
-                <w:sz w:val="18"/>
-              </w:rPr>
-              <w:t>الحادث</w:t>
-            </w:r>
-            <w:proofErr w:type="spellEnd"/>
-            <w:r>
-              <w:rPr>
-                <w:sz w:val="18"/>
-              </w:rPr>
-              <w:t xml:space="preserve"> </w:t>
-            </w:r>
-            <w:proofErr w:type="spellStart"/>
-            <w:r>
-              <w:rPr>
-                <w:sz w:val="18"/>
-              </w:rPr>
-              <w:t>ووصفه</w:t>
-            </w:r>
-            <w:proofErr w:type="spellEnd"/>
-            <w:r>
-              <w:rPr>
-                <w:sz w:val="18"/>
-              </w:rPr>
-              <w:t>.</w:t>
+              <w:t>تم إرسال البلاغ مع موقع الحادث ووصفه.</w:t>
             </w:r>
           </w:p>
         </w:tc>
@@ -21718,8 +19117,20 @@
           <w:sz w:val="32"/>
           <w:szCs w:val="32"/>
         </w:rPr>
-        <w:t>Project Timeline :</w:t>
-      </w:r>
+        <w:t xml:space="preserve">Project </w:t>
+      </w:r>
+      <w:proofErr w:type="gramStart"/>
+      <w:r>
+        <w:rPr>
+          <w:b/>
+          <w:bCs/>
+          <w:color w:val="2F5496" w:themeColor="accent1" w:themeShade="BF"/>
+          <w:sz w:val="32"/>
+          <w:szCs w:val="32"/>
+        </w:rPr>
+        <w:t>Timeline :</w:t>
+      </w:r>
+      <w:proofErr w:type="gramEnd"/>
     </w:p>
     <w:p>
       <w:pPr>
